--- a/data/research-reports/profit-vs-progress.docx
+++ b/data/research-reports/profit-vs-progress.docx
@@ -99,7 +99,7 @@
                                           <w:noProof/>
                                         </w:rPr>
                                         <w:drawing>
-                                          <wp:inline distT="0" distB="0" distL="0" distR="0" wp14:anchorId="1459E1AB" wp14:editId="2726EF4B">
+                                          <wp:inline distT="0" distB="0" distL="0" distR="0" wp14:anchorId="1459E1AB" wp14:editId="0123B65A">
                                             <wp:extent cx="6849745" cy="6480000"/>
                                             <wp:effectExtent l="0" t="0" r="8255" b="0"/>
                                             <wp:docPr id="9" name="Picture 4"/>
@@ -445,7 +445,7 @@
                                     <w:noProof/>
                                   </w:rPr>
                                   <w:drawing>
-                                    <wp:inline distT="0" distB="0" distL="0" distR="0" wp14:anchorId="1459E1AB" wp14:editId="2726EF4B">
+                                    <wp:inline distT="0" distB="0" distL="0" distR="0" wp14:anchorId="1459E1AB" wp14:editId="0123B65A">
                                       <wp:extent cx="6849745" cy="6480000"/>
                                       <wp:effectExtent l="0" t="0" r="8255" b="0"/>
                                       <wp:docPr id="9" name="Picture 4"/>
@@ -5269,29 +5269,7 @@
                 <w:szCs w:val="22"/>
                 <w:lang w:eastAsia="en-AU"/>
               </w:rPr>
-              <w:t>14. The R</w:t>
-            </w:r>
-            <w:r>
-              <w:rPr>
-                <w:rStyle w:val="Hyperlink"/>
-                <w:rFonts w:eastAsia="Times New Roman"/>
-                <w:noProof/>
-                <w:sz w:val="22"/>
-                <w:szCs w:val="22"/>
-                <w:lang w:eastAsia="en-AU"/>
-              </w:rPr>
-              <w:t>o</w:t>
-            </w:r>
-            <w:r>
-              <w:rPr>
-                <w:rStyle w:val="Hyperlink"/>
-                <w:rFonts w:eastAsia="Times New Roman"/>
-                <w:noProof/>
-                <w:sz w:val="22"/>
-                <w:szCs w:val="22"/>
-                <w:lang w:eastAsia="en-AU"/>
-              </w:rPr>
-              <w:t>le of Large Vendors in Shaping Standards</w:t>
+              <w:t>14. The Role of Large Vendors in Shaping Standards</w:t>
             </w:r>
             <w:r>
               <w:rPr>
@@ -5914,7 +5892,27 @@
           <w:lang w:eastAsia="en-AU"/>
           <w14:ligatures w14:val="none"/>
         </w:rPr>
-        <w:t xml:space="preserve">Technological progress is often celebrated as a relentless force, driving productivity, economic growth, and social transformation. Yet, history and contemporary practice reveal a more nuanced reality: the existence of powerful institutional, economic, and psychological structures within corporations and governments that create </w:t>
+        <w:t xml:space="preserve">Technological progress </w:t>
+      </w:r>
+      <w:proofErr w:type="gramStart"/>
+      <w:r>
+        <w:rPr>
+          <w:rFonts w:ascii="Times New Roman" w:eastAsia="Times New Roman" w:hAnsi="Times New Roman" w:cs="Times New Roman"/>
+          <w:kern w:val="0"/>
+          <w:lang w:eastAsia="en-AU"/>
+          <w14:ligatures w14:val="none"/>
+        </w:rPr>
+        <w:t>is often celebrated</w:t>
+      </w:r>
+      <w:proofErr w:type="gramEnd"/>
+      <w:r>
+        <w:rPr>
+          <w:rFonts w:ascii="Times New Roman" w:eastAsia="Times New Roman" w:hAnsi="Times New Roman" w:cs="Times New Roman"/>
+          <w:kern w:val="0"/>
+          <w:lang w:eastAsia="en-AU"/>
+          <w14:ligatures w14:val="none"/>
+        </w:rPr>
+        <w:t xml:space="preserve"> as a relentless force, driving productivity, economic growth, and social transformation. Yet, history and contemporary practice reveal a more nuanced reality: the existence of powerful institutional, economic, and psychological structures within corporations and governments that create </w:t>
       </w:r>
       <w:r>
         <w:rPr>
@@ -5934,7 +5932,16 @@
           <w:lang w:eastAsia="en-AU"/>
           <w14:ligatures w14:val="none"/>
         </w:rPr>
-        <w:t>—barriers that suppress or delay the deployment of transformative technologies even when the technical capability is present. These barriers are not always the result of technical limitations but are frequently rooted in legal frameworks, economic incentives, organizational inertia, and deep-seated psychological biases.</w:t>
+        <w:t xml:space="preserve">, </w:t>
+      </w:r>
+      <w:r>
+        <w:rPr>
+          <w:rFonts w:ascii="Times New Roman" w:eastAsia="Times New Roman" w:hAnsi="Times New Roman" w:cs="Times New Roman"/>
+          <w:kern w:val="0"/>
+          <w:lang w:eastAsia="en-AU"/>
+          <w14:ligatures w14:val="none"/>
+        </w:rPr>
+        <w:t>barriers that suppress or delay the deployment of transformative technologies even when the technical capability is present. These barriers are not always the result of technical limitations but are frequently rooted in legal frameworks, economic incentives, organizational inertia, and deep-seated psychological biases.</w:t>
       </w:r>
     </w:p>
     <w:p>
@@ -5954,7 +5961,27 @@
           <w:lang w:eastAsia="en-AU"/>
           <w14:ligatures w14:val="none"/>
         </w:rPr>
-        <w:t>This report explores the multifaceted mechanisms by which such roadblocks are constructed and maintained. It examines historical and modern examples of innovation suppression, the legal and economic rationale behind intellectual property (IP) enforcement, the role of proprietary infrastructure (with a focus on Microsoft’s Active Directory and Windows Server), the rise and resilience of open-source ecosystems, and the psychological and cultural factors that foster resistance to change. The analysis also investigates the tipping points that have historically triggered shifts away from entrenched systems, drawing lessons for policy and practice.</w:t>
+        <w:t xml:space="preserve">This report explores the multifaceted mechanisms by which such roadblocks </w:t>
+      </w:r>
+      <w:proofErr w:type="gramStart"/>
+      <w:r>
+        <w:rPr>
+          <w:rFonts w:ascii="Times New Roman" w:eastAsia="Times New Roman" w:hAnsi="Times New Roman" w:cs="Times New Roman"/>
+          <w:kern w:val="0"/>
+          <w:lang w:eastAsia="en-AU"/>
+          <w14:ligatures w14:val="none"/>
+        </w:rPr>
+        <w:t>are constructed</w:t>
+      </w:r>
+      <w:proofErr w:type="gramEnd"/>
+      <w:r>
+        <w:rPr>
+          <w:rFonts w:ascii="Times New Roman" w:eastAsia="Times New Roman" w:hAnsi="Times New Roman" w:cs="Times New Roman"/>
+          <w:kern w:val="0"/>
+          <w:lang w:eastAsia="en-AU"/>
+          <w14:ligatures w14:val="none"/>
+        </w:rPr>
+        <w:t xml:space="preserve"> and maintained. It examines historical and modern examples of innovation suppression, the legal and economic rationale behind intellectual property (IP) enforcement, the role of proprietary infrastructure (with a focus on Microsoft’s Active Directory and Windows Server), the rise and resilience of open-source ecosystems, and the psychological and cultural factors that foster resistance to change. The analysis also investigates the tipping points that have historically triggered shifts away from entrenched systems, drawing lessons for policy and practice.</w:t>
       </w:r>
     </w:p>
     <w:p>
@@ -6042,7 +6069,27 @@
           <w:lang w:eastAsia="en-AU"/>
           <w14:ligatures w14:val="none"/>
         </w:rPr>
-        <w:t>Throughout the history of technology, some of the most prominent corporations have failed to capitalize on innovations developed within their own walls, often due to institutional inertia, fear of cannibalizing existing revenue streams, or overconfidence in established business models.</w:t>
+        <w:t xml:space="preserve">Throughout the history of technology, </w:t>
+      </w:r>
+      <w:proofErr w:type="gramStart"/>
+      <w:r>
+        <w:rPr>
+          <w:rFonts w:ascii="Times New Roman" w:eastAsia="Times New Roman" w:hAnsi="Times New Roman" w:cs="Times New Roman"/>
+          <w:kern w:val="0"/>
+          <w:lang w:eastAsia="en-AU"/>
+          <w14:ligatures w14:val="none"/>
+        </w:rPr>
+        <w:t>some of</w:t>
+      </w:r>
+      <w:proofErr w:type="gramEnd"/>
+      <w:r>
+        <w:rPr>
+          <w:rFonts w:ascii="Times New Roman" w:eastAsia="Times New Roman" w:hAnsi="Times New Roman" w:cs="Times New Roman"/>
+          <w:kern w:val="0"/>
+          <w:lang w:eastAsia="en-AU"/>
+          <w14:ligatures w14:val="none"/>
+        </w:rPr>
+        <w:t xml:space="preserve"> the most prominent corporations have failed to capitalize on innovations developed within their own walls, often due to institutional inertia, fear of cannibalizing existing revenue streams, or overconfidence in established business models.</w:t>
       </w:r>
     </w:p>
     <w:p>
@@ -6074,7 +6121,47 @@
           <w:lang w:eastAsia="en-AU"/>
           <w14:ligatures w14:val="none"/>
         </w:rPr>
-        <w:t xml:space="preserve"> is perhaps the most cited example. In 1975, Kodak engineer Steve Sasson invented the first digital camera. Management dismissed the invention, fearing it would undermine the lucrative film business. Despite holding a decade-long window to transition, Kodak continued to invest in film-based products, ultimately filing for bankruptcy in 2012 as digital photography became mainstream</w:t>
+        <w:t xml:space="preserve"> is </w:t>
+      </w:r>
+      <w:proofErr w:type="gramStart"/>
+      <w:r>
+        <w:rPr>
+          <w:rFonts w:ascii="Times New Roman" w:eastAsia="Times New Roman" w:hAnsi="Times New Roman" w:cs="Times New Roman"/>
+          <w:kern w:val="0"/>
+          <w:lang w:eastAsia="en-AU"/>
+          <w14:ligatures w14:val="none"/>
+        </w:rPr>
+        <w:t>perhaps the</w:t>
+      </w:r>
+      <w:proofErr w:type="gramEnd"/>
+      <w:r>
+        <w:rPr>
+          <w:rFonts w:ascii="Times New Roman" w:eastAsia="Times New Roman" w:hAnsi="Times New Roman" w:cs="Times New Roman"/>
+          <w:kern w:val="0"/>
+          <w:lang w:eastAsia="en-AU"/>
+          <w14:ligatures w14:val="none"/>
+        </w:rPr>
+        <w:t xml:space="preserve"> most cited example. In 1975, Kodak engineer Steve Sasson invented the first digital camera. Management dismissed the invention, fearing it would undermine the lucrative film business. Despite holding a decade-long window to transition, Kodak continued to invest in film-based products, </w:t>
+      </w:r>
+      <w:proofErr w:type="gramStart"/>
+      <w:r>
+        <w:rPr>
+          <w:rFonts w:ascii="Times New Roman" w:eastAsia="Times New Roman" w:hAnsi="Times New Roman" w:cs="Times New Roman"/>
+          <w:kern w:val="0"/>
+          <w:lang w:eastAsia="en-AU"/>
+          <w14:ligatures w14:val="none"/>
+        </w:rPr>
+        <w:t>ultimately filing</w:t>
+      </w:r>
+      <w:proofErr w:type="gramEnd"/>
+      <w:r>
+        <w:rPr>
+          <w:rFonts w:ascii="Times New Roman" w:eastAsia="Times New Roman" w:hAnsi="Times New Roman" w:cs="Times New Roman"/>
+          <w:kern w:val="0"/>
+          <w:lang w:eastAsia="en-AU"/>
+          <w14:ligatures w14:val="none"/>
+        </w:rPr>
+        <w:t xml:space="preserve"> for bankruptcy in 2012 as digital photography became mainstream</w:t>
       </w:r>
       <w:r>
         <w:rPr>
@@ -6174,7 +6261,27 @@
           <w:lang w:eastAsia="en-AU"/>
           <w14:ligatures w14:val="none"/>
         </w:rPr>
-        <w:t xml:space="preserve"> invented the personal computer and many foundational digital technologies but failed to commercialize them, focusing instead on its core copier business. </w:t>
+        <w:t xml:space="preserve"> invented the personal computer and </w:t>
+      </w:r>
+      <w:proofErr w:type="gramStart"/>
+      <w:r>
+        <w:rPr>
+          <w:rFonts w:ascii="Times New Roman" w:eastAsia="Times New Roman" w:hAnsi="Times New Roman" w:cs="Times New Roman"/>
+          <w:kern w:val="0"/>
+          <w:lang w:eastAsia="en-AU"/>
+          <w14:ligatures w14:val="none"/>
+        </w:rPr>
+        <w:t>many</w:t>
+      </w:r>
+      <w:proofErr w:type="gramEnd"/>
+      <w:r>
+        <w:rPr>
+          <w:rFonts w:ascii="Times New Roman" w:eastAsia="Times New Roman" w:hAnsi="Times New Roman" w:cs="Times New Roman"/>
+          <w:kern w:val="0"/>
+          <w:lang w:eastAsia="en-AU"/>
+          <w14:ligatures w14:val="none"/>
+        </w:rPr>
+        <w:t xml:space="preserve"> foundational digital technologies but failed to commercialize them, focusing instead on its core copier business. </w:t>
       </w:r>
       <w:r>
         <w:rPr>
@@ -6312,7 +6419,27 @@
           <w:lang w:eastAsia="en-AU"/>
           <w14:ligatures w14:val="none"/>
         </w:rPr>
-        <w:t xml:space="preserve"> and proprietary standards. DRM technologies, while ostensibly designed to protect intellectual property and combat piracy, have frequently served to entrench incumbent interests, restrict user rights, and stifle competition and innovation</w:t>
+        <w:t xml:space="preserve"> and proprietary standards. DRM technologies, while </w:t>
+      </w:r>
+      <w:proofErr w:type="gramStart"/>
+      <w:r>
+        <w:rPr>
+          <w:rFonts w:ascii="Times New Roman" w:eastAsia="Times New Roman" w:hAnsi="Times New Roman" w:cs="Times New Roman"/>
+          <w:kern w:val="0"/>
+          <w:lang w:eastAsia="en-AU"/>
+          <w14:ligatures w14:val="none"/>
+        </w:rPr>
+        <w:t>ostensibly designed</w:t>
+      </w:r>
+      <w:proofErr w:type="gramEnd"/>
+      <w:r>
+        <w:rPr>
+          <w:rFonts w:ascii="Times New Roman" w:eastAsia="Times New Roman" w:hAnsi="Times New Roman" w:cs="Times New Roman"/>
+          <w:kern w:val="0"/>
+          <w:lang w:eastAsia="en-AU"/>
+          <w14:ligatures w14:val="none"/>
+        </w:rPr>
+        <w:t xml:space="preserve"> to protect intellectual property and combat piracy, have frequently served to entrench incumbent interests, restrict user rights, and stifle competition and innovation</w:t>
       </w:r>
       <w:r>
         <w:rPr>
@@ -6322,7 +6449,47 @@
           <w:lang w:eastAsia="en-AU"/>
           <w14:ligatures w14:val="none"/>
         </w:rPr>
-        <w:t>345</w:t>
+        <w:t>3</w:t>
+      </w:r>
+      <w:r>
+        <w:rPr>
+          <w:rFonts w:ascii="Times New Roman" w:eastAsia="Times New Roman" w:hAnsi="Times New Roman" w:cs="Times New Roman"/>
+          <w:kern w:val="0"/>
+          <w:vertAlign w:val="superscript"/>
+          <w:lang w:eastAsia="en-AU"/>
+          <w14:ligatures w14:val="none"/>
+        </w:rPr>
+        <w:t>,</w:t>
+      </w:r>
+      <w:r>
+        <w:rPr>
+          <w:rFonts w:ascii="Times New Roman" w:eastAsia="Times New Roman" w:hAnsi="Times New Roman" w:cs="Times New Roman"/>
+          <w:kern w:val="0"/>
+          <w:vertAlign w:val="superscript"/>
+          <w:lang w:eastAsia="en-AU"/>
+          <w14:ligatures w14:val="none"/>
+        </w:rPr>
+        <w:t>4</w:t>
+      </w:r>
+      <w:r>
+        <w:rPr>
+          <w:rFonts w:ascii="Times New Roman" w:eastAsia="Times New Roman" w:hAnsi="Times New Roman" w:cs="Times New Roman"/>
+          <w:kern w:val="0"/>
+          <w:vertAlign w:val="superscript"/>
+          <w:lang w:eastAsia="en-AU"/>
+          <w14:ligatures w14:val="none"/>
+        </w:rPr>
+        <w:t>,</w:t>
+      </w:r>
+      <w:r>
+        <w:rPr>
+          <w:rFonts w:ascii="Times New Roman" w:eastAsia="Times New Roman" w:hAnsi="Times New Roman" w:cs="Times New Roman"/>
+          <w:kern w:val="0"/>
+          <w:vertAlign w:val="superscript"/>
+          <w:lang w:eastAsia="en-AU"/>
+          <w14:ligatures w14:val="none"/>
+        </w:rPr>
+        <w:t>5</w:t>
       </w:r>
       <w:r>
         <w:rPr>
@@ -6371,7 +6538,27 @@
           <w:lang w:eastAsia="en-AU"/>
           <w14:ligatures w14:val="none"/>
         </w:rPr>
-        <w:t xml:space="preserve"> in the early 2000s restricted how consumers could use and share music, locking content to specific devices and platforms. Apple's iTunes store initially encrypted songs with FairPlay DRM, limiting playback to Apple devices and restricting copying. These restrictions led to consumer frustration, interoperability issues, and ultimately, a backlash that forced Apple and the major music labels to abandon DRM for music by 2009</w:t>
+        <w:t xml:space="preserve"> in the early 2000s restricted how consumers could use and share music, locking content to specific devices and platforms. Apple's iTunes store initially encrypted songs with FairPlay DRM, limiting playback to Apple devices and restricting copying. These restrictions led to consumer frustration, interoperability issues, </w:t>
+      </w:r>
+      <w:proofErr w:type="gramStart"/>
+      <w:r>
+        <w:rPr>
+          <w:rFonts w:ascii="Times New Roman" w:eastAsia="Times New Roman" w:hAnsi="Times New Roman" w:cs="Times New Roman"/>
+          <w:kern w:val="0"/>
+          <w:lang w:eastAsia="en-AU"/>
+          <w14:ligatures w14:val="none"/>
+        </w:rPr>
+        <w:t>and ultimately, a</w:t>
+      </w:r>
+      <w:proofErr w:type="gramEnd"/>
+      <w:r>
+        <w:rPr>
+          <w:rFonts w:ascii="Times New Roman" w:eastAsia="Times New Roman" w:hAnsi="Times New Roman" w:cs="Times New Roman"/>
+          <w:kern w:val="0"/>
+          <w:lang w:eastAsia="en-AU"/>
+          <w14:ligatures w14:val="none"/>
+        </w:rPr>
+        <w:t xml:space="preserve"> backlash that forced Apple and the major music labels to abandon DRM for music by 2009</w:t>
       </w:r>
       <w:r>
         <w:rPr>
@@ -6381,7 +6568,27 @@
           <w:lang w:eastAsia="en-AU"/>
           <w14:ligatures w14:val="none"/>
         </w:rPr>
-        <w:t>36</w:t>
+        <w:t>3</w:t>
+      </w:r>
+      <w:r>
+        <w:rPr>
+          <w:rFonts w:ascii="Times New Roman" w:eastAsia="Times New Roman" w:hAnsi="Times New Roman" w:cs="Times New Roman"/>
+          <w:kern w:val="0"/>
+          <w:vertAlign w:val="superscript"/>
+          <w:lang w:eastAsia="en-AU"/>
+          <w14:ligatures w14:val="none"/>
+        </w:rPr>
+        <w:t>,</w:t>
+      </w:r>
+      <w:r>
+        <w:rPr>
+          <w:rFonts w:ascii="Times New Roman" w:eastAsia="Times New Roman" w:hAnsi="Times New Roman" w:cs="Times New Roman"/>
+          <w:kern w:val="0"/>
+          <w:vertAlign w:val="superscript"/>
+          <w:lang w:eastAsia="en-AU"/>
+          <w14:ligatures w14:val="none"/>
+        </w:rPr>
+        <w:t>6</w:t>
       </w:r>
       <w:r>
         <w:rPr>
@@ -6421,7 +6628,27 @@
           <w:lang w:eastAsia="en-AU"/>
           <w14:ligatures w14:val="none"/>
         </w:rPr>
-        <w:t xml:space="preserve"> have also been used to maintain market dominance and suppress alternatives. Microsoft’s use of proprietary file formats and protocols in Windows and Office products created high switching costs and vendor lock-in, making it difficult for competitors and open-source alternatives to gain traction</w:t>
+        <w:t xml:space="preserve"> have also </w:t>
+      </w:r>
+      <w:proofErr w:type="gramStart"/>
+      <w:r>
+        <w:rPr>
+          <w:rFonts w:ascii="Times New Roman" w:eastAsia="Times New Roman" w:hAnsi="Times New Roman" w:cs="Times New Roman"/>
+          <w:kern w:val="0"/>
+          <w:lang w:eastAsia="en-AU"/>
+          <w14:ligatures w14:val="none"/>
+        </w:rPr>
+        <w:t>been used</w:t>
+      </w:r>
+      <w:proofErr w:type="gramEnd"/>
+      <w:r>
+        <w:rPr>
+          <w:rFonts w:ascii="Times New Roman" w:eastAsia="Times New Roman" w:hAnsi="Times New Roman" w:cs="Times New Roman"/>
+          <w:kern w:val="0"/>
+          <w:lang w:eastAsia="en-AU"/>
+          <w14:ligatures w14:val="none"/>
+        </w:rPr>
+        <w:t xml:space="preserve"> to maintain market dominance and suppress alternatives. Microsoft’s use of proprietary file formats and protocols in Windows and Office products created high switching costs and vendor lock-in, making it difficult for competitors and open-source alternatives to gain traction</w:t>
       </w:r>
       <w:r>
         <w:rPr>
@@ -6431,7 +6658,27 @@
           <w:lang w:eastAsia="en-AU"/>
           <w14:ligatures w14:val="none"/>
         </w:rPr>
-        <w:t>78</w:t>
+        <w:t>7</w:t>
+      </w:r>
+      <w:r>
+        <w:rPr>
+          <w:rFonts w:ascii="Times New Roman" w:eastAsia="Times New Roman" w:hAnsi="Times New Roman" w:cs="Times New Roman"/>
+          <w:kern w:val="0"/>
+          <w:vertAlign w:val="superscript"/>
+          <w:lang w:eastAsia="en-AU"/>
+          <w14:ligatures w14:val="none"/>
+        </w:rPr>
+        <w:t>,</w:t>
+      </w:r>
+      <w:r>
+        <w:rPr>
+          <w:rFonts w:ascii="Times New Roman" w:eastAsia="Times New Roman" w:hAnsi="Times New Roman" w:cs="Times New Roman"/>
+          <w:kern w:val="0"/>
+          <w:vertAlign w:val="superscript"/>
+          <w:lang w:eastAsia="en-AU"/>
+          <w14:ligatures w14:val="none"/>
+        </w:rPr>
+        <w:t>8</w:t>
       </w:r>
       <w:r>
         <w:rPr>
@@ -6478,7 +6725,47 @@
           <w:lang w:eastAsia="en-AU"/>
           <w14:ligatures w14:val="none"/>
         </w:rPr>
-        <w:t xml:space="preserve">Patent systems, intended to incentivize innovation, can also be manipulated to delay or block technological progress. Patent grant delays create uncertainty, deterring third parties from investing in new technologies or entering markets. Studies have shown that applicants may strategically delay examination to block competitors, narrowing and slowing follow-on </w:t>
+        <w:t xml:space="preserve">Patent systems, intended to incentivize innovation, can also </w:t>
+      </w:r>
+      <w:proofErr w:type="gramStart"/>
+      <w:r>
+        <w:rPr>
+          <w:rFonts w:ascii="Times New Roman" w:eastAsia="Times New Roman" w:hAnsi="Times New Roman" w:cs="Times New Roman"/>
+          <w:kern w:val="0"/>
+          <w:lang w:eastAsia="en-AU"/>
+          <w14:ligatures w14:val="none"/>
+        </w:rPr>
+        <w:t>be manipulated</w:t>
+      </w:r>
+      <w:proofErr w:type="gramEnd"/>
+      <w:r>
+        <w:rPr>
+          <w:rFonts w:ascii="Times New Roman" w:eastAsia="Times New Roman" w:hAnsi="Times New Roman" w:cs="Times New Roman"/>
+          <w:kern w:val="0"/>
+          <w:lang w:eastAsia="en-AU"/>
+          <w14:ligatures w14:val="none"/>
+        </w:rPr>
+        <w:t xml:space="preserve"> to delay or block technological progress. Patent grant delays create uncertainty, deterring third parties from investing in </w:t>
+      </w:r>
+      <w:proofErr w:type="gramStart"/>
+      <w:r>
+        <w:rPr>
+          <w:rFonts w:ascii="Times New Roman" w:eastAsia="Times New Roman" w:hAnsi="Times New Roman" w:cs="Times New Roman"/>
+          <w:kern w:val="0"/>
+          <w:lang w:eastAsia="en-AU"/>
+          <w14:ligatures w14:val="none"/>
+        </w:rPr>
+        <w:t>new technologies</w:t>
+      </w:r>
+      <w:proofErr w:type="gramEnd"/>
+      <w:r>
+        <w:rPr>
+          <w:rFonts w:ascii="Times New Roman" w:eastAsia="Times New Roman" w:hAnsi="Times New Roman" w:cs="Times New Roman"/>
+          <w:kern w:val="0"/>
+          <w:lang w:eastAsia="en-AU"/>
+          <w14:ligatures w14:val="none"/>
+        </w:rPr>
+        <w:t xml:space="preserve"> or entering markets. Studies have shown that applicants may strategically delay examination to block competitors, narrowing and slowing follow-on </w:t>
       </w:r>
       <w:r>
         <w:rPr>
@@ -6527,7 +6814,34 @@
           <w:lang w:eastAsia="en-AU"/>
           <w14:ligatures w14:val="none"/>
         </w:rPr>
-        <w:t>—delaying the publication and grant of patents to surprise competitors—has been a notorious tactic in the software and technology sectors</w:t>
+        <w:t xml:space="preserve">, </w:t>
+      </w:r>
+      <w:r>
+        <w:rPr>
+          <w:rFonts w:ascii="Times New Roman" w:eastAsia="Times New Roman" w:hAnsi="Times New Roman" w:cs="Times New Roman"/>
+          <w:kern w:val="0"/>
+          <w:lang w:eastAsia="en-AU"/>
+          <w14:ligatures w14:val="none"/>
+        </w:rPr>
+        <w:t>delaying the publication and grant of patents to surprise competitors</w:t>
+      </w:r>
+      <w:r>
+        <w:rPr>
+          <w:rFonts w:ascii="Times New Roman" w:eastAsia="Times New Roman" w:hAnsi="Times New Roman" w:cs="Times New Roman"/>
+          <w:kern w:val="0"/>
+          <w:lang w:eastAsia="en-AU"/>
+          <w14:ligatures w14:val="none"/>
+        </w:rPr>
+        <w:t xml:space="preserve">, </w:t>
+      </w:r>
+      <w:r>
+        <w:rPr>
+          <w:rFonts w:ascii="Times New Roman" w:eastAsia="Times New Roman" w:hAnsi="Times New Roman" w:cs="Times New Roman"/>
+          <w:kern w:val="0"/>
+          <w:lang w:eastAsia="en-AU"/>
+          <w14:ligatures w14:val="none"/>
+        </w:rPr>
+        <w:t>has been a notorious tactic in the software and technology sectors</w:t>
       </w:r>
       <w:r>
         <w:rPr>
@@ -6753,7 +7067,47 @@
           <w:lang w:eastAsia="en-AU"/>
           <w14:ligatures w14:val="none"/>
         </w:rPr>
-        <w:t xml:space="preserve"> is justified economically by reducing consumer search costs and incentivizing consistent quality. However, trademarks can also be used to discourage competition by appropriating attractive brand names, raising concerns about overreach</w:t>
+        <w:t xml:space="preserve"> </w:t>
+      </w:r>
+      <w:proofErr w:type="gramStart"/>
+      <w:r>
+        <w:rPr>
+          <w:rFonts w:ascii="Times New Roman" w:eastAsia="Times New Roman" w:hAnsi="Times New Roman" w:cs="Times New Roman"/>
+          <w:kern w:val="0"/>
+          <w:lang w:eastAsia="en-AU"/>
+          <w14:ligatures w14:val="none"/>
+        </w:rPr>
+        <w:t>is justified</w:t>
+      </w:r>
+      <w:proofErr w:type="gramEnd"/>
+      <w:r>
+        <w:rPr>
+          <w:rFonts w:ascii="Times New Roman" w:eastAsia="Times New Roman" w:hAnsi="Times New Roman" w:cs="Times New Roman"/>
+          <w:kern w:val="0"/>
+          <w:lang w:eastAsia="en-AU"/>
+          <w14:ligatures w14:val="none"/>
+        </w:rPr>
+        <w:t xml:space="preserve"> economically by reducing consumer search costs and incentivizing consistent quality. However, trademarks can also </w:t>
+      </w:r>
+      <w:proofErr w:type="gramStart"/>
+      <w:r>
+        <w:rPr>
+          <w:rFonts w:ascii="Times New Roman" w:eastAsia="Times New Roman" w:hAnsi="Times New Roman" w:cs="Times New Roman"/>
+          <w:kern w:val="0"/>
+          <w:lang w:eastAsia="en-AU"/>
+          <w14:ligatures w14:val="none"/>
+        </w:rPr>
+        <w:t>be used</w:t>
+      </w:r>
+      <w:proofErr w:type="gramEnd"/>
+      <w:r>
+        <w:rPr>
+          <w:rFonts w:ascii="Times New Roman" w:eastAsia="Times New Roman" w:hAnsi="Times New Roman" w:cs="Times New Roman"/>
+          <w:kern w:val="0"/>
+          <w:lang w:eastAsia="en-AU"/>
+          <w14:ligatures w14:val="none"/>
+        </w:rPr>
+        <w:t xml:space="preserve"> to discourage competition by appropriating attractive brand names, raising concerns about overreach</w:t>
       </w:r>
       <w:r>
         <w:rPr>
@@ -6840,7 +7194,27 @@
           <w:lang w:eastAsia="en-AU"/>
           <w14:ligatures w14:val="none"/>
         </w:rPr>
-        <w:t>1012</w:t>
+        <w:t>10</w:t>
+      </w:r>
+      <w:r>
+        <w:rPr>
+          <w:rFonts w:ascii="Times New Roman" w:eastAsia="Times New Roman" w:hAnsi="Times New Roman" w:cs="Times New Roman"/>
+          <w:kern w:val="0"/>
+          <w:vertAlign w:val="superscript"/>
+          <w:lang w:eastAsia="en-AU"/>
+          <w14:ligatures w14:val="none"/>
+        </w:rPr>
+        <w:t>,</w:t>
+      </w:r>
+      <w:r>
+        <w:rPr>
+          <w:rFonts w:ascii="Times New Roman" w:eastAsia="Times New Roman" w:hAnsi="Times New Roman" w:cs="Times New Roman"/>
+          <w:kern w:val="0"/>
+          <w:vertAlign w:val="superscript"/>
+          <w:lang w:eastAsia="en-AU"/>
+          <w14:ligatures w14:val="none"/>
+        </w:rPr>
+        <w:t>12</w:t>
       </w:r>
       <w:r>
         <w:rPr>
@@ -7044,7 +7418,27 @@
           <w:lang w:eastAsia="en-AU"/>
           <w14:ligatures w14:val="none"/>
         </w:rPr>
-        <w:t>139</w:t>
+        <w:t>13</w:t>
+      </w:r>
+      <w:r>
+        <w:rPr>
+          <w:rFonts w:ascii="Times New Roman" w:eastAsia="Times New Roman" w:hAnsi="Times New Roman" w:cs="Times New Roman"/>
+          <w:kern w:val="0"/>
+          <w:vertAlign w:val="superscript"/>
+          <w:lang w:eastAsia="en-AU"/>
+          <w14:ligatures w14:val="none"/>
+        </w:rPr>
+        <w:t>,</w:t>
+      </w:r>
+      <w:r>
+        <w:rPr>
+          <w:rFonts w:ascii="Times New Roman" w:eastAsia="Times New Roman" w:hAnsi="Times New Roman" w:cs="Times New Roman"/>
+          <w:kern w:val="0"/>
+          <w:vertAlign w:val="superscript"/>
+          <w:lang w:eastAsia="en-AU"/>
+          <w14:ligatures w14:val="none"/>
+        </w:rPr>
+        <w:t>9</w:t>
       </w:r>
       <w:r>
         <w:rPr>
@@ -7191,7 +7585,27 @@
           <w:lang w:eastAsia="en-AU"/>
           <w14:ligatures w14:val="none"/>
         </w:rPr>
-        <w:t xml:space="preserve"> of the late 1990s and early 2000s is a landmark example of regulatory intervention in the technology sector. The U.S. Department of Justice and several states alleged that Microsoft used its dominance in the PC operating system market to stifle competition, particularly by bundling Internet Explorer with Windows and imposing restrictive licensing terms on OEMs</w:t>
+        <w:t xml:space="preserve"> of the late 1990s and early 2000s is a landmark example of regulatory intervention in the technology sector. The U.S. Department of Justice and </w:t>
+      </w:r>
+      <w:proofErr w:type="gramStart"/>
+      <w:r>
+        <w:rPr>
+          <w:rFonts w:ascii="Times New Roman" w:eastAsia="Times New Roman" w:hAnsi="Times New Roman" w:cs="Times New Roman"/>
+          <w:kern w:val="0"/>
+          <w:lang w:eastAsia="en-AU"/>
+          <w14:ligatures w14:val="none"/>
+        </w:rPr>
+        <w:t>several</w:t>
+      </w:r>
+      <w:proofErr w:type="gramEnd"/>
+      <w:r>
+        <w:rPr>
+          <w:rFonts w:ascii="Times New Roman" w:eastAsia="Times New Roman" w:hAnsi="Times New Roman" w:cs="Times New Roman"/>
+          <w:kern w:val="0"/>
+          <w:lang w:eastAsia="en-AU"/>
+          <w14:ligatures w14:val="none"/>
+        </w:rPr>
+        <w:t xml:space="preserve"> states alleged that Microsoft used its dominance in the PC operating system market to stifle competition, particularly by bundling Internet Explorer with Windows and imposing restrictive licensing terms on OEMs</w:t>
       </w:r>
       <w:r>
         <w:rPr>
@@ -7201,7 +7615,27 @@
           <w:lang w:eastAsia="en-AU"/>
           <w14:ligatures w14:val="none"/>
         </w:rPr>
-        <w:t>1415</w:t>
+        <w:t>14</w:t>
+      </w:r>
+      <w:r>
+        <w:rPr>
+          <w:rFonts w:ascii="Times New Roman" w:eastAsia="Times New Roman" w:hAnsi="Times New Roman" w:cs="Times New Roman"/>
+          <w:kern w:val="0"/>
+          <w:vertAlign w:val="superscript"/>
+          <w:lang w:eastAsia="en-AU"/>
+          <w14:ligatures w14:val="none"/>
+        </w:rPr>
+        <w:t>,</w:t>
+      </w:r>
+      <w:r>
+        <w:rPr>
+          <w:rFonts w:ascii="Times New Roman" w:eastAsia="Times New Roman" w:hAnsi="Times New Roman" w:cs="Times New Roman"/>
+          <w:kern w:val="0"/>
+          <w:vertAlign w:val="superscript"/>
+          <w:lang w:eastAsia="en-AU"/>
+          <w14:ligatures w14:val="none"/>
+        </w:rPr>
+        <w:t>15</w:t>
       </w:r>
       <w:r>
         <w:rPr>
@@ -7230,7 +7664,27 @@
           <w:lang w:eastAsia="en-AU"/>
           <w14:ligatures w14:val="none"/>
         </w:rPr>
-        <w:t>The courts found that Microsoft had unlawfully maintained its monopoly, and imposed remedies requiring Microsoft to share APIs and protocols with competitors, allow greater flexibility for OEMs, and refrain from retaliatory practices. While the company was not broken up, the case set important precedents for platform regulation, interoperability, and the limits of tying and bundling in software markets</w:t>
+        <w:t xml:space="preserve">The courts found that Microsoft had unlawfully maintained its monopoly, and imposed remedies requiring Microsoft to share APIs and protocols with competitors, allow greater flexibility for OEMs, and refrain from retaliatory practices. While the company </w:t>
+      </w:r>
+      <w:proofErr w:type="gramStart"/>
+      <w:r>
+        <w:rPr>
+          <w:rFonts w:ascii="Times New Roman" w:eastAsia="Times New Roman" w:hAnsi="Times New Roman" w:cs="Times New Roman"/>
+          <w:kern w:val="0"/>
+          <w:lang w:eastAsia="en-AU"/>
+          <w14:ligatures w14:val="none"/>
+        </w:rPr>
+        <w:t>was not broken</w:t>
+      </w:r>
+      <w:proofErr w:type="gramEnd"/>
+      <w:r>
+        <w:rPr>
+          <w:rFonts w:ascii="Times New Roman" w:eastAsia="Times New Roman" w:hAnsi="Times New Roman" w:cs="Times New Roman"/>
+          <w:kern w:val="0"/>
+          <w:lang w:eastAsia="en-AU"/>
+          <w14:ligatures w14:val="none"/>
+        </w:rPr>
+        <w:t xml:space="preserve"> up, the case set important precedents for platform regulation, interoperability, and the limits of tying and bundling in software markets</w:t>
       </w:r>
       <w:r>
         <w:rPr>
@@ -7240,7 +7694,27 @@
           <w:lang w:eastAsia="en-AU"/>
           <w14:ligatures w14:val="none"/>
         </w:rPr>
-        <w:t>1415</w:t>
+        <w:t>14</w:t>
+      </w:r>
+      <w:r>
+        <w:rPr>
+          <w:rFonts w:ascii="Times New Roman" w:eastAsia="Times New Roman" w:hAnsi="Times New Roman" w:cs="Times New Roman"/>
+          <w:kern w:val="0"/>
+          <w:vertAlign w:val="superscript"/>
+          <w:lang w:eastAsia="en-AU"/>
+          <w14:ligatures w14:val="none"/>
+        </w:rPr>
+        <w:t>,</w:t>
+      </w:r>
+      <w:r>
+        <w:rPr>
+          <w:rFonts w:ascii="Times New Roman" w:eastAsia="Times New Roman" w:hAnsi="Times New Roman" w:cs="Times New Roman"/>
+          <w:kern w:val="0"/>
+          <w:vertAlign w:val="superscript"/>
+          <w:lang w:eastAsia="en-AU"/>
+          <w14:ligatures w14:val="none"/>
+        </w:rPr>
+        <w:t>15</w:t>
       </w:r>
       <w:r>
         <w:rPr>
@@ -7317,7 +7791,27 @@
           <w:lang w:eastAsia="en-AU"/>
           <w14:ligatures w14:val="none"/>
         </w:rPr>
-        <w:t>1415</w:t>
+        <w:t>14</w:t>
+      </w:r>
+      <w:r>
+        <w:rPr>
+          <w:rFonts w:ascii="Times New Roman" w:eastAsia="Times New Roman" w:hAnsi="Times New Roman" w:cs="Times New Roman"/>
+          <w:kern w:val="0"/>
+          <w:vertAlign w:val="superscript"/>
+          <w:lang w:eastAsia="en-AU"/>
+          <w14:ligatures w14:val="none"/>
+        </w:rPr>
+        <w:t>,</w:t>
+      </w:r>
+      <w:r>
+        <w:rPr>
+          <w:rFonts w:ascii="Times New Roman" w:eastAsia="Times New Roman" w:hAnsi="Times New Roman" w:cs="Times New Roman"/>
+          <w:kern w:val="0"/>
+          <w:vertAlign w:val="superscript"/>
+          <w:lang w:eastAsia="en-AU"/>
+          <w14:ligatures w14:val="none"/>
+        </w:rPr>
+        <w:t>15</w:t>
       </w:r>
       <w:r>
         <w:rPr>
@@ -7435,7 +7929,27 @@
           <w:lang w:eastAsia="en-AU"/>
           <w14:ligatures w14:val="none"/>
         </w:rPr>
-        <w:t xml:space="preserve"> are foundational components of Microsoft’s enterprise infrastructure, providing centralized identity management, authentication, and access control across vast organizational networks. AD’s architecture is built around a hierarchy of domains, forests, and organizational units, with privileged groups such as Enterprise Admins, Domain Admins, and Schema Admins wielding extensive control over systems and data.</w:t>
+        <w:t xml:space="preserve"> are foundational components of Microsoft’s enterprise infrastructure, providing centralized identity management, authentication, and access control across vast organizational networks. AD’s architecture </w:t>
+      </w:r>
+      <w:proofErr w:type="gramStart"/>
+      <w:r>
+        <w:rPr>
+          <w:rFonts w:ascii="Times New Roman" w:eastAsia="Times New Roman" w:hAnsi="Times New Roman" w:cs="Times New Roman"/>
+          <w:kern w:val="0"/>
+          <w:lang w:eastAsia="en-AU"/>
+          <w14:ligatures w14:val="none"/>
+        </w:rPr>
+        <w:t>is built</w:t>
+      </w:r>
+      <w:proofErr w:type="gramEnd"/>
+      <w:r>
+        <w:rPr>
+          <w:rFonts w:ascii="Times New Roman" w:eastAsia="Times New Roman" w:hAnsi="Times New Roman" w:cs="Times New Roman"/>
+          <w:kern w:val="0"/>
+          <w:lang w:eastAsia="en-AU"/>
+          <w14:ligatures w14:val="none"/>
+        </w:rPr>
+        <w:t xml:space="preserve"> around a hierarchy of domains, forests, and organizational units, with privileged groups such as Enterprise Admins, Domain Admins, and Schema Admins wielding extensive control over systems and data.</w:t>
       </w:r>
     </w:p>
     <w:p>
@@ -7455,7 +7969,17 @@
           <w:lang w:eastAsia="en-AU"/>
           <w14:ligatures w14:val="none"/>
         </w:rPr>
-        <w:t xml:space="preserve">These privileged accounts are central to the security and integrity of enterprise IT environments. The delegation of administration and the principle of least privilege are </w:t>
+        <w:t xml:space="preserve">These privileged accounts are central to the security and integrity of enterprise IT environments. The delegation of administration and the principle of least privilege </w:t>
+      </w:r>
+      <w:proofErr w:type="gramStart"/>
+      <w:r>
+        <w:rPr>
+          <w:rFonts w:ascii="Times New Roman" w:eastAsia="Times New Roman" w:hAnsi="Times New Roman" w:cs="Times New Roman"/>
+          <w:kern w:val="0"/>
+          <w:lang w:eastAsia="en-AU"/>
+          <w14:ligatures w14:val="none"/>
+        </w:rPr>
+        <w:t xml:space="preserve">are </w:t>
       </w:r>
       <w:r>
         <w:rPr>
@@ -7465,7 +7989,55 @@
           <w14:ligatures w14:val="none"/>
         </w:rPr>
         <w:lastRenderedPageBreak/>
-        <w:t>theoretically supported, but in practice, the concentration of power in a few accounts creates significant risks and reinforces Microsoft’s dominance</w:t>
+        <w:t>theoretically supported</w:t>
+      </w:r>
+      <w:proofErr w:type="gramEnd"/>
+      <w:r>
+        <w:rPr>
+          <w:rFonts w:ascii="Times New Roman" w:eastAsia="Times New Roman" w:hAnsi="Times New Roman" w:cs="Times New Roman"/>
+          <w:kern w:val="0"/>
+          <w:lang w:eastAsia="en-AU"/>
+          <w14:ligatures w14:val="none"/>
+        </w:rPr>
+        <w:t xml:space="preserve">, but in practice, the </w:t>
+      </w:r>
+      <w:r>
+        <w:rPr>
+          <w:rFonts w:ascii="Times New Roman" w:eastAsia="Times New Roman" w:hAnsi="Times New Roman" w:cs="Times New Roman"/>
+          <w:kern w:val="0"/>
+          <w:lang w:eastAsia="en-AU"/>
+          <w14:ligatures w14:val="none"/>
+        </w:rPr>
+        <w:t>concentration</w:t>
+      </w:r>
+      <w:r>
+        <w:rPr>
+          <w:rFonts w:ascii="Times New Roman" w:eastAsia="Times New Roman" w:hAnsi="Times New Roman" w:cs="Times New Roman"/>
+          <w:kern w:val="0"/>
+          <w:lang w:eastAsia="en-AU"/>
+          <w14:ligatures w14:val="none"/>
+        </w:rPr>
+        <w:t xml:space="preserve"> of power in </w:t>
+      </w:r>
+      <w:proofErr w:type="gramStart"/>
+      <w:r>
+        <w:rPr>
+          <w:rFonts w:ascii="Times New Roman" w:eastAsia="Times New Roman" w:hAnsi="Times New Roman" w:cs="Times New Roman"/>
+          <w:kern w:val="0"/>
+          <w:lang w:eastAsia="en-AU"/>
+          <w14:ligatures w14:val="none"/>
+        </w:rPr>
+        <w:t>a few</w:t>
+      </w:r>
+      <w:proofErr w:type="gramEnd"/>
+      <w:r>
+        <w:rPr>
+          <w:rFonts w:ascii="Times New Roman" w:eastAsia="Times New Roman" w:hAnsi="Times New Roman" w:cs="Times New Roman"/>
+          <w:kern w:val="0"/>
+          <w:lang w:eastAsia="en-AU"/>
+          <w14:ligatures w14:val="none"/>
+        </w:rPr>
+        <w:t xml:space="preserve"> accounts creates significant risks and reinforces Microsoft’s dominance</w:t>
       </w:r>
       <w:r>
         <w:rPr>
@@ -7475,7 +8047,27 @@
           <w:lang w:eastAsia="en-AU"/>
           <w14:ligatures w14:val="none"/>
         </w:rPr>
-        <w:t>1617</w:t>
+        <w:t>16</w:t>
+      </w:r>
+      <w:r>
+        <w:rPr>
+          <w:rFonts w:ascii="Times New Roman" w:eastAsia="Times New Roman" w:hAnsi="Times New Roman" w:cs="Times New Roman"/>
+          <w:kern w:val="0"/>
+          <w:vertAlign w:val="superscript"/>
+          <w:lang w:eastAsia="en-AU"/>
+          <w14:ligatures w14:val="none"/>
+        </w:rPr>
+        <w:t>,</w:t>
+      </w:r>
+      <w:r>
+        <w:rPr>
+          <w:rFonts w:ascii="Times New Roman" w:eastAsia="Times New Roman" w:hAnsi="Times New Roman" w:cs="Times New Roman"/>
+          <w:kern w:val="0"/>
+          <w:vertAlign w:val="superscript"/>
+          <w:lang w:eastAsia="en-AU"/>
+          <w14:ligatures w14:val="none"/>
+        </w:rPr>
+        <w:t>17</w:t>
       </w:r>
       <w:r>
         <w:rPr>
@@ -7542,7 +8134,27 @@
           <w:lang w:eastAsia="en-AU"/>
           <w14:ligatures w14:val="none"/>
         </w:rPr>
-        <w:t xml:space="preserve"> is reinforced by licensing models, support contracts, and the ecosystem of third-party solutions built around Microsoft standards</w:t>
+        <w:t xml:space="preserve"> </w:t>
+      </w:r>
+      <w:proofErr w:type="gramStart"/>
+      <w:r>
+        <w:rPr>
+          <w:rFonts w:ascii="Times New Roman" w:eastAsia="Times New Roman" w:hAnsi="Times New Roman" w:cs="Times New Roman"/>
+          <w:kern w:val="0"/>
+          <w:lang w:eastAsia="en-AU"/>
+          <w14:ligatures w14:val="none"/>
+        </w:rPr>
+        <w:t>is reinforced</w:t>
+      </w:r>
+      <w:proofErr w:type="gramEnd"/>
+      <w:r>
+        <w:rPr>
+          <w:rFonts w:ascii="Times New Roman" w:eastAsia="Times New Roman" w:hAnsi="Times New Roman" w:cs="Times New Roman"/>
+          <w:kern w:val="0"/>
+          <w:lang w:eastAsia="en-AU"/>
+          <w14:ligatures w14:val="none"/>
+        </w:rPr>
+        <w:t xml:space="preserve"> by licensing models, support contracts, and the ecosystem of third-party solutions built around Microsoft standards</w:t>
       </w:r>
       <w:r>
         <w:rPr>
@@ -7552,7 +8164,27 @@
           <w:lang w:eastAsia="en-AU"/>
           <w14:ligatures w14:val="none"/>
         </w:rPr>
-        <w:t>78</w:t>
+        <w:t>7</w:t>
+      </w:r>
+      <w:r>
+        <w:rPr>
+          <w:rFonts w:ascii="Times New Roman" w:eastAsia="Times New Roman" w:hAnsi="Times New Roman" w:cs="Times New Roman"/>
+          <w:kern w:val="0"/>
+          <w:vertAlign w:val="superscript"/>
+          <w:lang w:eastAsia="en-AU"/>
+          <w14:ligatures w14:val="none"/>
+        </w:rPr>
+        <w:t>,</w:t>
+      </w:r>
+      <w:r>
+        <w:rPr>
+          <w:rFonts w:ascii="Times New Roman" w:eastAsia="Times New Roman" w:hAnsi="Times New Roman" w:cs="Times New Roman"/>
+          <w:kern w:val="0"/>
+          <w:vertAlign w:val="superscript"/>
+          <w:lang w:eastAsia="en-AU"/>
+          <w14:ligatures w14:val="none"/>
+        </w:rPr>
+        <w:t>8</w:t>
       </w:r>
       <w:r>
         <w:rPr>
@@ -7592,7 +8224,27 @@
           <w:lang w:eastAsia="en-AU"/>
           <w14:ligatures w14:val="none"/>
         </w:rPr>
-        <w:t xml:space="preserve"> is further compounded by organizational practices, such as over-privileged service accounts, flat support structures, and legacy administrative models that persist long after their technical rationale has faded</w:t>
+        <w:t xml:space="preserve"> </w:t>
+      </w:r>
+      <w:proofErr w:type="gramStart"/>
+      <w:r>
+        <w:rPr>
+          <w:rFonts w:ascii="Times New Roman" w:eastAsia="Times New Roman" w:hAnsi="Times New Roman" w:cs="Times New Roman"/>
+          <w:kern w:val="0"/>
+          <w:lang w:eastAsia="en-AU"/>
+          <w14:ligatures w14:val="none"/>
+        </w:rPr>
+        <w:t>is further compounded</w:t>
+      </w:r>
+      <w:proofErr w:type="gramEnd"/>
+      <w:r>
+        <w:rPr>
+          <w:rFonts w:ascii="Times New Roman" w:eastAsia="Times New Roman" w:hAnsi="Times New Roman" w:cs="Times New Roman"/>
+          <w:kern w:val="0"/>
+          <w:lang w:eastAsia="en-AU"/>
+          <w14:ligatures w14:val="none"/>
+        </w:rPr>
+        <w:t xml:space="preserve"> by organizational practices, such as over-privileged service accounts, flat support structures, and legacy administrative models that persist long after their technical rationale has faded</w:t>
       </w:r>
       <w:r>
         <w:rPr>
@@ -7677,7 +8329,27 @@
           <w:lang w:eastAsia="en-AU"/>
           <w14:ligatures w14:val="none"/>
         </w:rPr>
-        <w:t>1617</w:t>
+        <w:t>16</w:t>
+      </w:r>
+      <w:r>
+        <w:rPr>
+          <w:rFonts w:ascii="Times New Roman" w:eastAsia="Times New Roman" w:hAnsi="Times New Roman" w:cs="Times New Roman"/>
+          <w:kern w:val="0"/>
+          <w:vertAlign w:val="superscript"/>
+          <w:lang w:eastAsia="en-AU"/>
+          <w14:ligatures w14:val="none"/>
+        </w:rPr>
+        <w:t>,</w:t>
+      </w:r>
+      <w:r>
+        <w:rPr>
+          <w:rFonts w:ascii="Times New Roman" w:eastAsia="Times New Roman" w:hAnsi="Times New Roman" w:cs="Times New Roman"/>
+          <w:kern w:val="0"/>
+          <w:vertAlign w:val="superscript"/>
+          <w:lang w:eastAsia="en-AU"/>
+          <w14:ligatures w14:val="none"/>
+        </w:rPr>
+        <w:t>17</w:t>
       </w:r>
       <w:r>
         <w:rPr>
@@ -7785,7 +8457,27 @@
           <w:lang w:eastAsia="en-AU"/>
           <w14:ligatures w14:val="none"/>
         </w:rPr>
-        <w:t>1819</w:t>
+        <w:t>18</w:t>
+      </w:r>
+      <w:r>
+        <w:rPr>
+          <w:rFonts w:ascii="Times New Roman" w:eastAsia="Times New Roman" w:hAnsi="Times New Roman" w:cs="Times New Roman"/>
+          <w:kern w:val="0"/>
+          <w:vertAlign w:val="superscript"/>
+          <w:lang w:eastAsia="en-AU"/>
+          <w14:ligatures w14:val="none"/>
+        </w:rPr>
+        <w:t>,</w:t>
+      </w:r>
+      <w:r>
+        <w:rPr>
+          <w:rFonts w:ascii="Times New Roman" w:eastAsia="Times New Roman" w:hAnsi="Times New Roman" w:cs="Times New Roman"/>
+          <w:kern w:val="0"/>
+          <w:vertAlign w:val="superscript"/>
+          <w:lang w:eastAsia="en-AU"/>
+          <w14:ligatures w14:val="none"/>
+        </w:rPr>
+        <w:t>19</w:t>
       </w:r>
       <w:r>
         <w:rPr>
@@ -8164,8 +8856,19 @@
                 <w:lang w:eastAsia="en-AU"/>
                 <w14:ligatures w14:val="none"/>
               </w:rPr>
-              <w:t>Group Policy, OAuth/SAML, RDP, etc.</w:t>
-            </w:r>
+              <w:t xml:space="preserve">Group Policy, OAuth/SAML, RDP, </w:t>
+            </w:r>
+            <w:proofErr w:type="gramStart"/>
+            <w:r>
+              <w:rPr>
+                <w:rFonts w:ascii="Times New Roman" w:eastAsia="Times New Roman" w:hAnsi="Times New Roman" w:cs="Times New Roman"/>
+                <w:kern w:val="0"/>
+                <w:lang w:eastAsia="en-AU"/>
+                <w14:ligatures w14:val="none"/>
+              </w:rPr>
+              <w:t>etc.</w:t>
+            </w:r>
+            <w:proofErr w:type="gramEnd"/>
           </w:p>
         </w:tc>
         <w:tc>
@@ -8477,7 +9180,27 @@
           <w:lang w:eastAsia="en-AU"/>
           <w14:ligatures w14:val="none"/>
         </w:rPr>
-        <w:t>1819</w:t>
+        <w:t>18</w:t>
+      </w:r>
+      <w:r>
+        <w:rPr>
+          <w:rFonts w:ascii="Times New Roman" w:eastAsia="Times New Roman" w:hAnsi="Times New Roman" w:cs="Times New Roman"/>
+          <w:kern w:val="0"/>
+          <w:vertAlign w:val="superscript"/>
+          <w:lang w:eastAsia="en-AU"/>
+          <w14:ligatures w14:val="none"/>
+        </w:rPr>
+        <w:t>,</w:t>
+      </w:r>
+      <w:r>
+        <w:rPr>
+          <w:rFonts w:ascii="Times New Roman" w:eastAsia="Times New Roman" w:hAnsi="Times New Roman" w:cs="Times New Roman"/>
+          <w:kern w:val="0"/>
+          <w:vertAlign w:val="superscript"/>
+          <w:lang w:eastAsia="en-AU"/>
+          <w14:ligatures w14:val="none"/>
+        </w:rPr>
+        <w:t>19</w:t>
       </w:r>
       <w:r>
         <w:rPr>
@@ -8624,7 +9347,27 @@
           <w:lang w:eastAsia="en-AU"/>
           <w14:ligatures w14:val="none"/>
         </w:rPr>
-        <w:t xml:space="preserve"> have achieved remarkable success despite lacking the institutional backing of proprietary vendors. Their success is rooted in several key factors:</w:t>
+        <w:t xml:space="preserve"> have achieved remarkable success despite lacking the institutional backing of proprietary vendors. Their success is rooted in </w:t>
+      </w:r>
+      <w:proofErr w:type="gramStart"/>
+      <w:r>
+        <w:rPr>
+          <w:rFonts w:ascii="Times New Roman" w:eastAsia="Times New Roman" w:hAnsi="Times New Roman" w:cs="Times New Roman"/>
+          <w:kern w:val="0"/>
+          <w:lang w:eastAsia="en-AU"/>
+          <w14:ligatures w14:val="none"/>
+        </w:rPr>
+        <w:t>several</w:t>
+      </w:r>
+      <w:proofErr w:type="gramEnd"/>
+      <w:r>
+        <w:rPr>
+          <w:rFonts w:ascii="Times New Roman" w:eastAsia="Times New Roman" w:hAnsi="Times New Roman" w:cs="Times New Roman"/>
+          <w:kern w:val="0"/>
+          <w:lang w:eastAsia="en-AU"/>
+          <w14:ligatures w14:val="none"/>
+        </w:rPr>
+        <w:t xml:space="preserve"> key factors:</w:t>
       </w:r>
     </w:p>
     <w:p>
@@ -8777,7 +9520,27 @@
           <w:lang w:eastAsia="en-AU"/>
           <w14:ligatures w14:val="none"/>
         </w:rPr>
-        <w:t>2223</w:t>
+        <w:t>22</w:t>
+      </w:r>
+      <w:r>
+        <w:rPr>
+          <w:rFonts w:ascii="Times New Roman" w:eastAsia="Times New Roman" w:hAnsi="Times New Roman" w:cs="Times New Roman"/>
+          <w:kern w:val="0"/>
+          <w:vertAlign w:val="superscript"/>
+          <w:lang w:eastAsia="en-AU"/>
+          <w14:ligatures w14:val="none"/>
+        </w:rPr>
+        <w:t>,</w:t>
+      </w:r>
+      <w:r>
+        <w:rPr>
+          <w:rFonts w:ascii="Times New Roman" w:eastAsia="Times New Roman" w:hAnsi="Times New Roman" w:cs="Times New Roman"/>
+          <w:kern w:val="0"/>
+          <w:vertAlign w:val="superscript"/>
+          <w:lang w:eastAsia="en-AU"/>
+          <w14:ligatures w14:val="none"/>
+        </w:rPr>
+        <w:t>23</w:t>
       </w:r>
       <w:r>
         <w:rPr>
@@ -8875,7 +9638,27 @@
           <w:lang w:eastAsia="en-AU"/>
           <w14:ligatures w14:val="none"/>
         </w:rPr>
-        <w:t>: Vibrant communities provide documentation, forums, and collaborative problem-solving. Many projects offer commercial “open-core” support, combining enterprise-grade SLAs with the openness of OSS</w:t>
+        <w:t xml:space="preserve">: Vibrant communities provide documentation, forums, and collaborative problem-solving. </w:t>
+      </w:r>
+      <w:proofErr w:type="gramStart"/>
+      <w:r>
+        <w:rPr>
+          <w:rFonts w:ascii="Times New Roman" w:eastAsia="Times New Roman" w:hAnsi="Times New Roman" w:cs="Times New Roman"/>
+          <w:kern w:val="0"/>
+          <w:lang w:eastAsia="en-AU"/>
+          <w14:ligatures w14:val="none"/>
+        </w:rPr>
+        <w:t>Many</w:t>
+      </w:r>
+      <w:proofErr w:type="gramEnd"/>
+      <w:r>
+        <w:rPr>
+          <w:rFonts w:ascii="Times New Roman" w:eastAsia="Times New Roman" w:hAnsi="Times New Roman" w:cs="Times New Roman"/>
+          <w:kern w:val="0"/>
+          <w:lang w:eastAsia="en-AU"/>
+          <w14:ligatures w14:val="none"/>
+        </w:rPr>
+        <w:t xml:space="preserve"> projects offer commercial “open-core” support, combining enterprise-grade SLAs with the openness of OSS</w:t>
       </w:r>
       <w:r>
         <w:rPr>
@@ -9118,7 +9901,27 @@
           <w:lang w:eastAsia="en-AU"/>
           <w14:ligatures w14:val="none"/>
         </w:rPr>
-        <w:t>2524</w:t>
+        <w:t>25</w:t>
+      </w:r>
+      <w:r>
+        <w:rPr>
+          <w:rFonts w:ascii="Times New Roman" w:eastAsia="Times New Roman" w:hAnsi="Times New Roman" w:cs="Times New Roman"/>
+          <w:kern w:val="0"/>
+          <w:vertAlign w:val="superscript"/>
+          <w:lang w:eastAsia="en-AU"/>
+          <w14:ligatures w14:val="none"/>
+        </w:rPr>
+        <w:t>,</w:t>
+      </w:r>
+      <w:r>
+        <w:rPr>
+          <w:rFonts w:ascii="Times New Roman" w:eastAsia="Times New Roman" w:hAnsi="Times New Roman" w:cs="Times New Roman"/>
+          <w:kern w:val="0"/>
+          <w:vertAlign w:val="superscript"/>
+          <w:lang w:eastAsia="en-AU"/>
+          <w14:ligatures w14:val="none"/>
+        </w:rPr>
+        <w:t>24</w:t>
       </w:r>
       <w:r>
         <w:rPr>
@@ -9147,7 +9950,27 @@
           <w:lang w:eastAsia="en-AU"/>
           <w14:ligatures w14:val="none"/>
         </w:rPr>
-        <w:t>Despite these models, sustainability remains a challenge. Many open-source maintainers are unpaid, and burnout is a significant risk. Large enterprises often extract value from open source without proportionally investing in its maintenance, creating an unsustainable burden on volunteer communities.</w:t>
+        <w:t xml:space="preserve">Despite these models, sustainability remains a challenge. </w:t>
+      </w:r>
+      <w:proofErr w:type="gramStart"/>
+      <w:r>
+        <w:rPr>
+          <w:rFonts w:ascii="Times New Roman" w:eastAsia="Times New Roman" w:hAnsi="Times New Roman" w:cs="Times New Roman"/>
+          <w:kern w:val="0"/>
+          <w:lang w:eastAsia="en-AU"/>
+          <w14:ligatures w14:val="none"/>
+        </w:rPr>
+        <w:t>Many</w:t>
+      </w:r>
+      <w:proofErr w:type="gramEnd"/>
+      <w:r>
+        <w:rPr>
+          <w:rFonts w:ascii="Times New Roman" w:eastAsia="Times New Roman" w:hAnsi="Times New Roman" w:cs="Times New Roman"/>
+          <w:kern w:val="0"/>
+          <w:lang w:eastAsia="en-AU"/>
+          <w14:ligatures w14:val="none"/>
+        </w:rPr>
+        <w:t xml:space="preserve"> open-source maintainers are unpaid, and burnout is a significant risk. Large enterprises often extract value from open source without proportionally investing in its maintenance, creating an unsustainable burden on volunteer communities.</w:t>
       </w:r>
     </w:p>
     <w:p>
@@ -9277,7 +10100,27 @@
           <w:lang w:eastAsia="en-AU"/>
           <w14:ligatures w14:val="none"/>
         </w:rPr>
-        <w:t xml:space="preserve"> powers a significant portion of the internet, demonstrating the scalability and reliability of open-source infrastructure. The Apache Software Foundation’s governance model fosters collaboration and neutrality, attracting contributions from individuals and corporations alike.</w:t>
+        <w:t xml:space="preserve"> powers </w:t>
+      </w:r>
+      <w:proofErr w:type="gramStart"/>
+      <w:r>
+        <w:rPr>
+          <w:rFonts w:ascii="Times New Roman" w:eastAsia="Times New Roman" w:hAnsi="Times New Roman" w:cs="Times New Roman"/>
+          <w:kern w:val="0"/>
+          <w:lang w:eastAsia="en-AU"/>
+          <w14:ligatures w14:val="none"/>
+        </w:rPr>
+        <w:t>a significant portion</w:t>
+      </w:r>
+      <w:proofErr w:type="gramEnd"/>
+      <w:r>
+        <w:rPr>
+          <w:rFonts w:ascii="Times New Roman" w:eastAsia="Times New Roman" w:hAnsi="Times New Roman" w:cs="Times New Roman"/>
+          <w:kern w:val="0"/>
+          <w:lang w:eastAsia="en-AU"/>
+          <w14:ligatures w14:val="none"/>
+        </w:rPr>
+        <w:t xml:space="preserve"> of the internet, demonstrating the scalability and reliability of open-source infrastructure. The Apache Software Foundation’s governance model fosters collaboration and neutrality, attracting contributions from individuals and corporations alike.</w:t>
       </w:r>
     </w:p>
     <w:p>
@@ -9355,7 +10198,27 @@
           <w:lang w:eastAsia="en-AU"/>
           <w14:ligatures w14:val="none"/>
         </w:rPr>
-        <w:t>Open-source adoption is often driven by the potential for significant cost savings. Organizations report annual savings ranging from tens of thousands to millions of dollars by replacing proprietary software with open-source alternatives across categories such as remote desktop, office productivity, communication, CRM, project management, and version control</w:t>
+        <w:t xml:space="preserve">Open-source adoption </w:t>
+      </w:r>
+      <w:proofErr w:type="gramStart"/>
+      <w:r>
+        <w:rPr>
+          <w:rFonts w:ascii="Times New Roman" w:eastAsia="Times New Roman" w:hAnsi="Times New Roman" w:cs="Times New Roman"/>
+          <w:kern w:val="0"/>
+          <w:lang w:eastAsia="en-AU"/>
+          <w14:ligatures w14:val="none"/>
+        </w:rPr>
+        <w:t>is often driven</w:t>
+      </w:r>
+      <w:proofErr w:type="gramEnd"/>
+      <w:r>
+        <w:rPr>
+          <w:rFonts w:ascii="Times New Roman" w:eastAsia="Times New Roman" w:hAnsi="Times New Roman" w:cs="Times New Roman"/>
+          <w:kern w:val="0"/>
+          <w:lang w:eastAsia="en-AU"/>
+          <w14:ligatures w14:val="none"/>
+        </w:rPr>
+        <w:t xml:space="preserve"> by the potential for significant cost savings. Organizations report annual savings ranging from tens of thousands to millions of dollars by replacing proprietary software with open-source alternatives across categories such as remote desktop, office productivity, communication, CRM, project management, and version control</w:t>
       </w:r>
       <w:r>
         <w:rPr>
@@ -9592,7 +10455,27 @@
           <w:lang w:eastAsia="en-AU"/>
           <w14:ligatures w14:val="none"/>
         </w:rPr>
-        <w:t>: Developers value open-source engagement for skill-building and networking, aiding recruitment and retention.</w:t>
+        <w:t xml:space="preserve">: Developers value open-source engagement for skill-building and networking, aiding </w:t>
+      </w:r>
+      <w:proofErr w:type="gramStart"/>
+      <w:r>
+        <w:rPr>
+          <w:rFonts w:ascii="Times New Roman" w:eastAsia="Times New Roman" w:hAnsi="Times New Roman" w:cs="Times New Roman"/>
+          <w:kern w:val="0"/>
+          <w:lang w:eastAsia="en-AU"/>
+          <w14:ligatures w14:val="none"/>
+        </w:rPr>
+        <w:t>recruitment</w:t>
+      </w:r>
+      <w:proofErr w:type="gramEnd"/>
+      <w:r>
+        <w:rPr>
+          <w:rFonts w:ascii="Times New Roman" w:eastAsia="Times New Roman" w:hAnsi="Times New Roman" w:cs="Times New Roman"/>
+          <w:kern w:val="0"/>
+          <w:lang w:eastAsia="en-AU"/>
+          <w14:ligatures w14:val="none"/>
+        </w:rPr>
+        <w:t xml:space="preserve"> and retention.</w:t>
       </w:r>
     </w:p>
     <w:p>
@@ -9877,7 +10760,27 @@
           <w:lang w:eastAsia="en-AU"/>
           <w14:ligatures w14:val="none"/>
         </w:rPr>
-        <w:t xml:space="preserve"> economics confirms that losses are perceived more intensely than equivalent gains, leading to </w:t>
+        <w:t xml:space="preserve"> economics confirms that losses </w:t>
+      </w:r>
+      <w:proofErr w:type="gramStart"/>
+      <w:r>
+        <w:rPr>
+          <w:rFonts w:ascii="Times New Roman" w:eastAsia="Times New Roman" w:hAnsi="Times New Roman" w:cs="Times New Roman"/>
+          <w:kern w:val="0"/>
+          <w:lang w:eastAsia="en-AU"/>
+          <w14:ligatures w14:val="none"/>
+        </w:rPr>
+        <w:t>are perceived</w:t>
+      </w:r>
+      <w:proofErr w:type="gramEnd"/>
+      <w:r>
+        <w:rPr>
+          <w:rFonts w:ascii="Times New Roman" w:eastAsia="Times New Roman" w:hAnsi="Times New Roman" w:cs="Times New Roman"/>
+          <w:kern w:val="0"/>
+          <w:lang w:eastAsia="en-AU"/>
+          <w14:ligatures w14:val="none"/>
+        </w:rPr>
+        <w:t xml:space="preserve"> more intensely than equivalent gains, leading to </w:t>
       </w:r>
       <w:r>
         <w:rPr>
@@ -10016,7 +10919,34 @@
           <w:lang w:eastAsia="en-AU"/>
           <w14:ligatures w14:val="none"/>
         </w:rPr>
-        <w:t>—such as auto-renewing contracts, default software settings, and entrenched procurement practices—further reinforce inertia. Changing these defaults requires active intervention and often faces resistance from stakeholders invested in existing systems.</w:t>
+        <w:t xml:space="preserve">, </w:t>
+      </w:r>
+      <w:r>
+        <w:rPr>
+          <w:rFonts w:ascii="Times New Roman" w:eastAsia="Times New Roman" w:hAnsi="Times New Roman" w:cs="Times New Roman"/>
+          <w:kern w:val="0"/>
+          <w:lang w:eastAsia="en-AU"/>
+          <w14:ligatures w14:val="none"/>
+        </w:rPr>
+        <w:t>such as auto-renewing contracts, default software settings, and entrenched procurement practices</w:t>
+      </w:r>
+      <w:r>
+        <w:rPr>
+          <w:rFonts w:ascii="Times New Roman" w:eastAsia="Times New Roman" w:hAnsi="Times New Roman" w:cs="Times New Roman"/>
+          <w:kern w:val="0"/>
+          <w:lang w:eastAsia="en-AU"/>
+          <w14:ligatures w14:val="none"/>
+        </w:rPr>
+        <w:t xml:space="preserve">, </w:t>
+      </w:r>
+      <w:r>
+        <w:rPr>
+          <w:rFonts w:ascii="Times New Roman" w:eastAsia="Times New Roman" w:hAnsi="Times New Roman" w:cs="Times New Roman"/>
+          <w:kern w:val="0"/>
+          <w:lang w:eastAsia="en-AU"/>
+          <w14:ligatures w14:val="none"/>
+        </w:rPr>
+        <w:t>further reinforce inertia. Changing these defaults requires active intervention and often faces resistance from stakeholders invested in existing systems.</w:t>
       </w:r>
     </w:p>
     <w:p>
@@ -10159,7 +11089,27 @@
           <w:lang w:eastAsia="en-AU"/>
           <w14:ligatures w14:val="none"/>
         </w:rPr>
-        <w:t>: Fear of being blamed for failed changes.</w:t>
+        <w:t xml:space="preserve">: Fear of </w:t>
+      </w:r>
+      <w:proofErr w:type="gramStart"/>
+      <w:r>
+        <w:rPr>
+          <w:rFonts w:ascii="Times New Roman" w:eastAsia="Times New Roman" w:hAnsi="Times New Roman" w:cs="Times New Roman"/>
+          <w:kern w:val="0"/>
+          <w:lang w:eastAsia="en-AU"/>
+          <w14:ligatures w14:val="none"/>
+        </w:rPr>
+        <w:t>being blamed</w:t>
+      </w:r>
+      <w:proofErr w:type="gramEnd"/>
+      <w:r>
+        <w:rPr>
+          <w:rFonts w:ascii="Times New Roman" w:eastAsia="Times New Roman" w:hAnsi="Times New Roman" w:cs="Times New Roman"/>
+          <w:kern w:val="0"/>
+          <w:lang w:eastAsia="en-AU"/>
+          <w14:ligatures w14:val="none"/>
+        </w:rPr>
+        <w:t xml:space="preserve"> for failed changes.</w:t>
       </w:r>
     </w:p>
     <w:p>
@@ -10214,7 +11164,27 @@
           <w:lang w:eastAsia="en-AU"/>
           <w14:ligatures w14:val="none"/>
         </w:rPr>
-        <w:t>Cultural factors also play a role. Societies that emphasize tradition and social harmony may resist change more strongly, while those that celebrate innovation may provide some insulation against status quo bias. Age, risk tolerance, and resource constraints further influence resistance to change</w:t>
+        <w:t xml:space="preserve">Cultural factors also play a role. Societies that emphasize tradition and social harmony may resist change more strongly, while those that celebrate innovation may provide </w:t>
+      </w:r>
+      <w:proofErr w:type="gramStart"/>
+      <w:r>
+        <w:rPr>
+          <w:rFonts w:ascii="Times New Roman" w:eastAsia="Times New Roman" w:hAnsi="Times New Roman" w:cs="Times New Roman"/>
+          <w:kern w:val="0"/>
+          <w:lang w:eastAsia="en-AU"/>
+          <w14:ligatures w14:val="none"/>
+        </w:rPr>
+        <w:t>some</w:t>
+      </w:r>
+      <w:proofErr w:type="gramEnd"/>
+      <w:r>
+        <w:rPr>
+          <w:rFonts w:ascii="Times New Roman" w:eastAsia="Times New Roman" w:hAnsi="Times New Roman" w:cs="Times New Roman"/>
+          <w:kern w:val="0"/>
+          <w:lang w:eastAsia="en-AU"/>
+          <w14:ligatures w14:val="none"/>
+        </w:rPr>
+        <w:t xml:space="preserve"> insulation against status quo bias. Age, risk tolerance, and resource constraints further influence resistance to change</w:t>
       </w:r>
       <w:r>
         <w:rPr>
@@ -10516,7 +11486,27 @@
           <w:lang w:eastAsia="en-AU"/>
           <w14:ligatures w14:val="none"/>
         </w:rPr>
-        <w:t>727</w:t>
+        <w:t>7</w:t>
+      </w:r>
+      <w:r>
+        <w:rPr>
+          <w:rFonts w:ascii="Times New Roman" w:eastAsia="Times New Roman" w:hAnsi="Times New Roman" w:cs="Times New Roman"/>
+          <w:kern w:val="0"/>
+          <w:vertAlign w:val="superscript"/>
+          <w:lang w:eastAsia="en-AU"/>
+          <w14:ligatures w14:val="none"/>
+        </w:rPr>
+        <w:t>,</w:t>
+      </w:r>
+      <w:r>
+        <w:rPr>
+          <w:rFonts w:ascii="Times New Roman" w:eastAsia="Times New Roman" w:hAnsi="Times New Roman" w:cs="Times New Roman"/>
+          <w:kern w:val="0"/>
+          <w:vertAlign w:val="superscript"/>
+          <w:lang w:eastAsia="en-AU"/>
+          <w14:ligatures w14:val="none"/>
+        </w:rPr>
+        <w:t>27</w:t>
       </w:r>
       <w:r>
         <w:rPr>
@@ -10563,7 +11553,27 @@
           <w:lang w:eastAsia="en-AU"/>
           <w14:ligatures w14:val="none"/>
         </w:rPr>
-        <w:t xml:space="preserve"> established vendors and technologies, reinforcing inertia. The lack of technical expertise, risk aversion, and the complexity of integrating new solutions further entrench existing systems. Policy reforms that emphasize open standards, interoperability, and life-cycle value can help mitigate lock-in and promote flexibility</w:t>
+        <w:t xml:space="preserve"> established vendors and technologies, reinforcing inertia. The lack of technical expertise, risk aversion, and the complexity of integrating </w:t>
+      </w:r>
+      <w:proofErr w:type="gramStart"/>
+      <w:r>
+        <w:rPr>
+          <w:rFonts w:ascii="Times New Roman" w:eastAsia="Times New Roman" w:hAnsi="Times New Roman" w:cs="Times New Roman"/>
+          <w:kern w:val="0"/>
+          <w:lang w:eastAsia="en-AU"/>
+          <w14:ligatures w14:val="none"/>
+        </w:rPr>
+        <w:t>new solutions</w:t>
+      </w:r>
+      <w:proofErr w:type="gramEnd"/>
+      <w:r>
+        <w:rPr>
+          <w:rFonts w:ascii="Times New Roman" w:eastAsia="Times New Roman" w:hAnsi="Times New Roman" w:cs="Times New Roman"/>
+          <w:kern w:val="0"/>
+          <w:lang w:eastAsia="en-AU"/>
+          <w14:ligatures w14:val="none"/>
+        </w:rPr>
+        <w:t xml:space="preserve"> further entrench existing systems. Policy reforms that emphasize open standards, interoperability, and life-cycle value can help mitigate lock-in and promote flexibility</w:t>
       </w:r>
       <w:r>
         <w:rPr>
@@ -10573,7 +11583,27 @@
           <w:lang w:eastAsia="en-AU"/>
           <w14:ligatures w14:val="none"/>
         </w:rPr>
-        <w:t>729</w:t>
+        <w:t>7</w:t>
+      </w:r>
+      <w:r>
+        <w:rPr>
+          <w:rFonts w:ascii="Times New Roman" w:eastAsia="Times New Roman" w:hAnsi="Times New Roman" w:cs="Times New Roman"/>
+          <w:kern w:val="0"/>
+          <w:vertAlign w:val="superscript"/>
+          <w:lang w:eastAsia="en-AU"/>
+          <w14:ligatures w14:val="none"/>
+        </w:rPr>
+        <w:t>,</w:t>
+      </w:r>
+      <w:r>
+        <w:rPr>
+          <w:rFonts w:ascii="Times New Roman" w:eastAsia="Times New Roman" w:hAnsi="Times New Roman" w:cs="Times New Roman"/>
+          <w:kern w:val="0"/>
+          <w:vertAlign w:val="superscript"/>
+          <w:lang w:eastAsia="en-AU"/>
+          <w14:ligatures w14:val="none"/>
+        </w:rPr>
+        <w:t>29</w:t>
       </w:r>
       <w:r>
         <w:rPr>
@@ -11898,7 +12928,47 @@
           <w:lang w:eastAsia="en-AU"/>
           <w14:ligatures w14:val="none"/>
         </w:rPr>
-        <w:t xml:space="preserve"> Proprietary infrastructure is characterized by high costs, limited flexibility, and significant institutional inertia, often resulting in vendor lock-in and slower innovation. Open-source infrastructure offers lower costs, greater flexibility, rapid innovation, and reduced lock-in, but requires investment in expertise and governance. The choice between models depends on organizational capacity, risk tolerance, and strategic priorities</w:t>
+        <w:t xml:space="preserve"> Proprietary infrastructure </w:t>
+      </w:r>
+      <w:proofErr w:type="gramStart"/>
+      <w:r>
+        <w:rPr>
+          <w:rFonts w:ascii="Times New Roman" w:eastAsia="Times New Roman" w:hAnsi="Times New Roman" w:cs="Times New Roman"/>
+          <w:kern w:val="0"/>
+          <w:lang w:eastAsia="en-AU"/>
+          <w14:ligatures w14:val="none"/>
+        </w:rPr>
+        <w:t>is characterized</w:t>
+      </w:r>
+      <w:proofErr w:type="gramEnd"/>
+      <w:r>
+        <w:rPr>
+          <w:rFonts w:ascii="Times New Roman" w:eastAsia="Times New Roman" w:hAnsi="Times New Roman" w:cs="Times New Roman"/>
+          <w:kern w:val="0"/>
+          <w:lang w:eastAsia="en-AU"/>
+          <w14:ligatures w14:val="none"/>
+        </w:rPr>
+        <w:t xml:space="preserve"> by </w:t>
+      </w:r>
+      <w:proofErr w:type="gramStart"/>
+      <w:r>
+        <w:rPr>
+          <w:rFonts w:ascii="Times New Roman" w:eastAsia="Times New Roman" w:hAnsi="Times New Roman" w:cs="Times New Roman"/>
+          <w:kern w:val="0"/>
+          <w:lang w:eastAsia="en-AU"/>
+          <w14:ligatures w14:val="none"/>
+        </w:rPr>
+        <w:t>high costs</w:t>
+      </w:r>
+      <w:proofErr w:type="gramEnd"/>
+      <w:r>
+        <w:rPr>
+          <w:rFonts w:ascii="Times New Roman" w:eastAsia="Times New Roman" w:hAnsi="Times New Roman" w:cs="Times New Roman"/>
+          <w:kern w:val="0"/>
+          <w:lang w:eastAsia="en-AU"/>
+          <w14:ligatures w14:val="none"/>
+        </w:rPr>
+        <w:t>, limited flexibility, and significant institutional inertia, often resulting in vendor lock-in and slower innovation. Open-source infrastructure offers lower costs, greater flexibility, rapid innovation, and reduced lock-in, but requires investment in expertise and governance. The choice between models depends on organizational capacity, risk tolerance, and strategic priorities</w:t>
       </w:r>
       <w:r>
         <w:rPr>
@@ -12095,7 +13165,47 @@
           <w:lang w:eastAsia="en-AU"/>
           <w14:ligatures w14:val="none"/>
         </w:rPr>
-        <w:t>Open-source software is often perceived as more secure due to its transparency and the collective scrutiny of a global community. Vulnerabilities can be identified and patched rapidly, and independent audits are possible. However, open-source projects can suffer from inconsistent maintenance, resource limitations, and the risk of abandoned projects</w:t>
+        <w:t xml:space="preserve">Open-source software </w:t>
+      </w:r>
+      <w:proofErr w:type="gramStart"/>
+      <w:r>
+        <w:rPr>
+          <w:rFonts w:ascii="Times New Roman" w:eastAsia="Times New Roman" w:hAnsi="Times New Roman" w:cs="Times New Roman"/>
+          <w:kern w:val="0"/>
+          <w:lang w:eastAsia="en-AU"/>
+          <w14:ligatures w14:val="none"/>
+        </w:rPr>
+        <w:t>is often perceived</w:t>
+      </w:r>
+      <w:proofErr w:type="gramEnd"/>
+      <w:r>
+        <w:rPr>
+          <w:rFonts w:ascii="Times New Roman" w:eastAsia="Times New Roman" w:hAnsi="Times New Roman" w:cs="Times New Roman"/>
+          <w:kern w:val="0"/>
+          <w:lang w:eastAsia="en-AU"/>
+          <w14:ligatures w14:val="none"/>
+        </w:rPr>
+        <w:t xml:space="preserve"> as more secure due to its transparency and the collective scrutiny of a global community. Vulnerabilities can </w:t>
+      </w:r>
+      <w:proofErr w:type="gramStart"/>
+      <w:r>
+        <w:rPr>
+          <w:rFonts w:ascii="Times New Roman" w:eastAsia="Times New Roman" w:hAnsi="Times New Roman" w:cs="Times New Roman"/>
+          <w:kern w:val="0"/>
+          <w:lang w:eastAsia="en-AU"/>
+          <w14:ligatures w14:val="none"/>
+        </w:rPr>
+        <w:t>be identified</w:t>
+      </w:r>
+      <w:proofErr w:type="gramEnd"/>
+      <w:r>
+        <w:rPr>
+          <w:rFonts w:ascii="Times New Roman" w:eastAsia="Times New Roman" w:hAnsi="Times New Roman" w:cs="Times New Roman"/>
+          <w:kern w:val="0"/>
+          <w:lang w:eastAsia="en-AU"/>
+          <w14:ligatures w14:val="none"/>
+        </w:rPr>
+        <w:t xml:space="preserve"> and patched rapidly, and independent audits are possible. However, open-source projects can suffer from inconsistent maintenance, resource limitations, and the risk of abandoned projects</w:t>
       </w:r>
       <w:r>
         <w:rPr>
@@ -12282,14 +13392,25 @@
           <w14:ligatures w14:val="none"/>
         </w:rPr>
       </w:pPr>
-      <w:r>
-        <w:rPr>
-          <w:rFonts w:ascii="Times New Roman" w:eastAsia="Times New Roman" w:hAnsi="Times New Roman" w:cs="Times New Roman"/>
-          <w:kern w:val="0"/>
-          <w:lang w:eastAsia="en-AU"/>
-          <w14:ligatures w14:val="none"/>
-        </w:rPr>
-        <w:t>Many organizations adopt a hybrid approach, combining open-source infrastructure for flexibility and cost savings with proprietary solutions where reliability, compliance, or turnkey integration are paramount. The key is to balance innovation, security, and operational efficiency.</w:t>
+      <w:proofErr w:type="gramStart"/>
+      <w:r>
+        <w:rPr>
+          <w:rFonts w:ascii="Times New Roman" w:eastAsia="Times New Roman" w:hAnsi="Times New Roman" w:cs="Times New Roman"/>
+          <w:kern w:val="0"/>
+          <w:lang w:eastAsia="en-AU"/>
+          <w14:ligatures w14:val="none"/>
+        </w:rPr>
+        <w:t>Many</w:t>
+      </w:r>
+      <w:proofErr w:type="gramEnd"/>
+      <w:r>
+        <w:rPr>
+          <w:rFonts w:ascii="Times New Roman" w:eastAsia="Times New Roman" w:hAnsi="Times New Roman" w:cs="Times New Roman"/>
+          <w:kern w:val="0"/>
+          <w:lang w:eastAsia="en-AU"/>
+          <w14:ligatures w14:val="none"/>
+        </w:rPr>
+        <w:t xml:space="preserve"> organizations adopt a hybrid approach, combining open-source infrastructure for flexibility and cost savings with proprietary solutions where reliability, compliance, or turnkey integration are paramount. The key is to balance innovation, security, and operational efficiency.</w:t>
       </w:r>
     </w:p>
     <w:p>
@@ -12367,7 +13488,27 @@
           <w:lang w:eastAsia="en-AU"/>
           <w14:ligatures w14:val="none"/>
         </w:rPr>
-        <w:t>Policymakers can reduce vendor lock-in and foster innovation by mandating open standards and interoperability in public procurement and regulatory frameworks. The European Union and other jurisdictions have issued guidance and directives to promote open standards and reduce dependency on proprietary solutions</w:t>
+        <w:t xml:space="preserve">Policymakers can reduce vendor lock-in and foster innovation by mandating open standards and interoperability in public procurement and regulatory frameworks. The European Union and other </w:t>
+      </w:r>
+      <w:proofErr w:type="gramStart"/>
+      <w:r>
+        <w:rPr>
+          <w:rFonts w:ascii="Times New Roman" w:eastAsia="Times New Roman" w:hAnsi="Times New Roman" w:cs="Times New Roman"/>
+          <w:kern w:val="0"/>
+          <w:lang w:eastAsia="en-AU"/>
+          <w14:ligatures w14:val="none"/>
+        </w:rPr>
+        <w:t>jurisdictions</w:t>
+      </w:r>
+      <w:proofErr w:type="gramEnd"/>
+      <w:r>
+        <w:rPr>
+          <w:rFonts w:ascii="Times New Roman" w:eastAsia="Times New Roman" w:hAnsi="Times New Roman" w:cs="Times New Roman"/>
+          <w:kern w:val="0"/>
+          <w:lang w:eastAsia="en-AU"/>
+          <w14:ligatures w14:val="none"/>
+        </w:rPr>
+        <w:t xml:space="preserve"> have issued guidance and directives to promote open standards and reduce dependency on proprietary solutions</w:t>
       </w:r>
       <w:r>
         <w:rPr>
@@ -12444,7 +13585,27 @@
           <w:lang w:eastAsia="en-AU"/>
           <w14:ligatures w14:val="none"/>
         </w:rPr>
-        <w:t>Reforming procurement processes to emphasize agility, transparency, and competition can enable governments and organizations to adopt cutting-edge technologies more rapidly. Framework agreements, dynamic marketplaces, and pre-market engagement with vendors and experts can shorten cycle times and improve outcomes</w:t>
+        <w:t xml:space="preserve">Reforming procurement processes to emphasize agility, transparency, and competition can enable governments and organizations to adopt </w:t>
+      </w:r>
+      <w:proofErr w:type="gramStart"/>
+      <w:r>
+        <w:rPr>
+          <w:rFonts w:ascii="Times New Roman" w:eastAsia="Times New Roman" w:hAnsi="Times New Roman" w:cs="Times New Roman"/>
+          <w:kern w:val="0"/>
+          <w:lang w:eastAsia="en-AU"/>
+          <w14:ligatures w14:val="none"/>
+        </w:rPr>
+        <w:t>cutting-edge</w:t>
+      </w:r>
+      <w:proofErr w:type="gramEnd"/>
+      <w:r>
+        <w:rPr>
+          <w:rFonts w:ascii="Times New Roman" w:eastAsia="Times New Roman" w:hAnsi="Times New Roman" w:cs="Times New Roman"/>
+          <w:kern w:val="0"/>
+          <w:lang w:eastAsia="en-AU"/>
+          <w14:ligatures w14:val="none"/>
+        </w:rPr>
+        <w:t xml:space="preserve"> technologies more rapidly. Framework agreements, dynamic marketplaces, and pre-market engagement with vendors and experts can shorten cycle times and improve outcomes</w:t>
       </w:r>
       <w:r>
         <w:rPr>
@@ -12659,7 +13820,27 @@
           <w:lang w:eastAsia="en-AU"/>
           <w14:ligatures w14:val="none"/>
         </w:rPr>
-        <w:t>Large technology vendors such as Microsoft, Apple, and Google wield significant influence over industry standards, often shaping them to reinforce their own ecosystems and market positions. Proprietary standards, closed platforms, and aggressive IP enforcement can stifle competition and slow the adoption of open, interoperable solutions</w:t>
+        <w:t xml:space="preserve">Large technology vendors such as Microsoft, Apple, and Google wield </w:t>
+      </w:r>
+      <w:proofErr w:type="gramStart"/>
+      <w:r>
+        <w:rPr>
+          <w:rFonts w:ascii="Times New Roman" w:eastAsia="Times New Roman" w:hAnsi="Times New Roman" w:cs="Times New Roman"/>
+          <w:kern w:val="0"/>
+          <w:lang w:eastAsia="en-AU"/>
+          <w14:ligatures w14:val="none"/>
+        </w:rPr>
+        <w:t>significant influence</w:t>
+      </w:r>
+      <w:proofErr w:type="gramEnd"/>
+      <w:r>
+        <w:rPr>
+          <w:rFonts w:ascii="Times New Roman" w:eastAsia="Times New Roman" w:hAnsi="Times New Roman" w:cs="Times New Roman"/>
+          <w:kern w:val="0"/>
+          <w:lang w:eastAsia="en-AU"/>
+          <w14:ligatures w14:val="none"/>
+        </w:rPr>
+        <w:t xml:space="preserve"> over industry standards, often shaping them to reinforce their own ecosystems and market positions. Proprietary standards, closed platforms, and aggressive IP enforcement can stifle competition and slow the adoption of open, interoperable solutions</w:t>
       </w:r>
       <w:r>
         <w:rPr>
@@ -12818,7 +13999,34 @@
           <w:lang w:eastAsia="en-AU"/>
           <w14:ligatures w14:val="none"/>
         </w:rPr>
-        <w:t xml:space="preserve">—temporary rewards for innovation that drive growth—and </w:t>
+        <w:t xml:space="preserve">, </w:t>
+      </w:r>
+      <w:r>
+        <w:rPr>
+          <w:rFonts w:ascii="Times New Roman" w:eastAsia="Times New Roman" w:hAnsi="Times New Roman" w:cs="Times New Roman"/>
+          <w:kern w:val="0"/>
+          <w:lang w:eastAsia="en-AU"/>
+          <w14:ligatures w14:val="none"/>
+        </w:rPr>
+        <w:t>temporary rewards for innovation that drive growth</w:t>
+      </w:r>
+      <w:r>
+        <w:rPr>
+          <w:rFonts w:ascii="Times New Roman" w:eastAsia="Times New Roman" w:hAnsi="Times New Roman" w:cs="Times New Roman"/>
+          <w:kern w:val="0"/>
+          <w:lang w:eastAsia="en-AU"/>
+          <w14:ligatures w14:val="none"/>
+        </w:rPr>
+        <w:t xml:space="preserve">, </w:t>
+      </w:r>
+      <w:r>
+        <w:rPr>
+          <w:rFonts w:ascii="Times New Roman" w:eastAsia="Times New Roman" w:hAnsi="Times New Roman" w:cs="Times New Roman"/>
+          <w:kern w:val="0"/>
+          <w:lang w:eastAsia="en-AU"/>
+          <w14:ligatures w14:val="none"/>
+        </w:rPr>
+        <w:t xml:space="preserve">and </w:t>
       </w:r>
       <w:r>
         <w:rPr>
@@ -12838,7 +14046,16 @@
           <w:lang w:eastAsia="en-AU"/>
           <w14:ligatures w14:val="none"/>
         </w:rPr>
-        <w:t>—permanent monopolies that extract value without contributing to productivity. Excessive rent-seeking, enabled by legal and regulatory structures, can lead to stagnation, inequality, and reduced investment in innovation</w:t>
+        <w:t xml:space="preserve">, </w:t>
+      </w:r>
+      <w:r>
+        <w:rPr>
+          <w:rFonts w:ascii="Times New Roman" w:eastAsia="Times New Roman" w:hAnsi="Times New Roman" w:cs="Times New Roman"/>
+          <w:kern w:val="0"/>
+          <w:lang w:eastAsia="en-AU"/>
+          <w14:ligatures w14:val="none"/>
+        </w:rPr>
+        <w:t>permanent monopolies that extract value without contributing to productivity. Excessive rent-seeking, enabled by legal and regulatory structures, can lead to stagnation, inequality, and reduced investment in innovation</w:t>
       </w:r>
       <w:r>
         <w:rPr>
@@ -12965,9 +14182,18 @@
           <w:rFonts w:eastAsia="Times New Roman"/>
           <w:lang w:eastAsia="en-AU"/>
         </w:rPr>
-        <w:t>16. Sociotechnical Analysis: When Technical Capability Exists but Deployment Is Blocked</w:t>
+        <w:t xml:space="preserve">16. Sociotechnical Analysis: When Technical Capability Exists but Deployment </w:t>
+      </w:r>
+      <w:proofErr w:type="gramStart"/>
+      <w:r>
+        <w:rPr>
+          <w:rFonts w:eastAsia="Times New Roman"/>
+          <w:lang w:eastAsia="en-AU"/>
+        </w:rPr>
+        <w:t>Is Blocked</w:t>
       </w:r>
       <w:bookmarkEnd w:id="51"/>
+      <w:proofErr w:type="gramEnd"/>
     </w:p>
     <w:p>
       <w:pPr>
@@ -13204,7 +14430,43 @@
           <w:lang w:eastAsia="en-AU"/>
           <w14:ligatures w14:val="none"/>
         </w:rPr>
-        <w:t>Technological progress is not determined solely by technical capability. Institutional, economic, and psychological structures within corporations and governments play a decisive role in shaping the pace and direction of innovation. Imagined roadblocks—rooted in legal frameworks, economic incentives, organizational inertia, and cognitive biases—can suppress or delay the deployment of transformative technologies, even when the means exist.</w:t>
+        <w:t>Technological progress is not determined solely by technical capability. Institutional, economic, and psychological structures within corporations and governments play a decisive role in shaping the pace and direction of innovation. Imagined roadblocks</w:t>
+      </w:r>
+      <w:r>
+        <w:rPr>
+          <w:rFonts w:ascii="Times New Roman" w:eastAsia="Times New Roman" w:hAnsi="Times New Roman" w:cs="Times New Roman"/>
+          <w:kern w:val="0"/>
+          <w:lang w:eastAsia="en-AU"/>
+          <w14:ligatures w14:val="none"/>
+        </w:rPr>
+        <w:t xml:space="preserve">, </w:t>
+      </w:r>
+      <w:r>
+        <w:rPr>
+          <w:rFonts w:ascii="Times New Roman" w:eastAsia="Times New Roman" w:hAnsi="Times New Roman" w:cs="Times New Roman"/>
+          <w:kern w:val="0"/>
+          <w:lang w:eastAsia="en-AU"/>
+          <w14:ligatures w14:val="none"/>
+        </w:rPr>
+        <w:t>rooted in legal frameworks, economic incentives, organizational inertia, and cognitive biases</w:t>
+      </w:r>
+      <w:r>
+        <w:rPr>
+          <w:rFonts w:ascii="Times New Roman" w:eastAsia="Times New Roman" w:hAnsi="Times New Roman" w:cs="Times New Roman"/>
+          <w:kern w:val="0"/>
+          <w:lang w:eastAsia="en-AU"/>
+          <w14:ligatures w14:val="none"/>
+        </w:rPr>
+        <w:t xml:space="preserve">, </w:t>
+      </w:r>
+      <w:r>
+        <w:rPr>
+          <w:rFonts w:ascii="Times New Roman" w:eastAsia="Times New Roman" w:hAnsi="Times New Roman" w:cs="Times New Roman"/>
+          <w:kern w:val="0"/>
+          <w:lang w:eastAsia="en-AU"/>
+          <w14:ligatures w14:val="none"/>
+        </w:rPr>
+        <w:t>can suppress or delay the deployment of transformative technologies, even when the means exist.</w:t>
       </w:r>
     </w:p>
     <w:p>
@@ -13224,7 +14486,43 @@
           <w:lang w:eastAsia="en-AU"/>
           <w14:ligatures w14:val="none"/>
         </w:rPr>
-        <w:t>Historical and contemporary examples demonstrate that overcoming these barriers requires a multifaceted approach: reforming IP laws and procurement practices, investing in open standards and open-source ecosystems, designing interventions that align with human psychology, and fostering a culture of experimentation and agility. The tipping points that have triggered shifts away from entrenched systems—cloud computing, open-source adoption, and the abandonment of DRM—offer valuable lessons for policymakers, business leaders, and technologists.</w:t>
+        <w:t>Historical and contemporary examples demonstrate that overcoming these barriers requires a multifaceted approach: reforming IP laws and procurement practices, investing in open standards and open-source ecosystems, designing interventions that align with human psychology, and fostering a culture of experimentation and agility. The tipping points that have triggered shifts away from entrenched systems</w:t>
+      </w:r>
+      <w:r>
+        <w:rPr>
+          <w:rFonts w:ascii="Times New Roman" w:eastAsia="Times New Roman" w:hAnsi="Times New Roman" w:cs="Times New Roman"/>
+          <w:kern w:val="0"/>
+          <w:lang w:eastAsia="en-AU"/>
+          <w14:ligatures w14:val="none"/>
+        </w:rPr>
+        <w:t xml:space="preserve">, </w:t>
+      </w:r>
+      <w:r>
+        <w:rPr>
+          <w:rFonts w:ascii="Times New Roman" w:eastAsia="Times New Roman" w:hAnsi="Times New Roman" w:cs="Times New Roman"/>
+          <w:kern w:val="0"/>
+          <w:lang w:eastAsia="en-AU"/>
+          <w14:ligatures w14:val="none"/>
+        </w:rPr>
+        <w:t>cloud computing, open-source adoption, and the abandonment of DRM</w:t>
+      </w:r>
+      <w:r>
+        <w:rPr>
+          <w:rFonts w:ascii="Times New Roman" w:eastAsia="Times New Roman" w:hAnsi="Times New Roman" w:cs="Times New Roman"/>
+          <w:kern w:val="0"/>
+          <w:lang w:eastAsia="en-AU"/>
+          <w14:ligatures w14:val="none"/>
+        </w:rPr>
+        <w:t xml:space="preserve">, </w:t>
+      </w:r>
+      <w:r>
+        <w:rPr>
+          <w:rFonts w:ascii="Times New Roman" w:eastAsia="Times New Roman" w:hAnsi="Times New Roman" w:cs="Times New Roman"/>
+          <w:kern w:val="0"/>
+          <w:lang w:eastAsia="en-AU"/>
+          <w14:ligatures w14:val="none"/>
+        </w:rPr>
+        <w:t>offer valuable lessons for policymakers, business leaders, and technologists.</w:t>
       </w:r>
     </w:p>
     <w:p>
@@ -13237,14 +14535,25 @@
           <w14:ligatures w14:val="none"/>
         </w:rPr>
       </w:pPr>
-      <w:r>
-        <w:rPr>
-          <w:rFonts w:ascii="Times New Roman" w:eastAsia="Times New Roman" w:hAnsi="Times New Roman" w:cs="Times New Roman"/>
-          <w:kern w:val="0"/>
-          <w:lang w:eastAsia="en-AU"/>
-          <w14:ligatures w14:val="none"/>
-        </w:rPr>
-        <w:t>Ultimately, the challenge is to build institutions and cultures that prioritize innovation, flexibility, and public benefit over control, rent-seeking, and inertia. Only then can society fully harness the transformative power of technology.</w:t>
+      <w:proofErr w:type="gramStart"/>
+      <w:r>
+        <w:rPr>
+          <w:rFonts w:ascii="Times New Roman" w:eastAsia="Times New Roman" w:hAnsi="Times New Roman" w:cs="Times New Roman"/>
+          <w:kern w:val="0"/>
+          <w:lang w:eastAsia="en-AU"/>
+          <w14:ligatures w14:val="none"/>
+        </w:rPr>
+        <w:t>Ultimately, the</w:t>
+      </w:r>
+      <w:proofErr w:type="gramEnd"/>
+      <w:r>
+        <w:rPr>
+          <w:rFonts w:ascii="Times New Roman" w:eastAsia="Times New Roman" w:hAnsi="Times New Roman" w:cs="Times New Roman"/>
+          <w:kern w:val="0"/>
+          <w:lang w:eastAsia="en-AU"/>
+          <w14:ligatures w14:val="none"/>
+        </w:rPr>
+        <w:t xml:space="preserve"> challenge is to build institutions and cultures that prioritize innovation, flexibility, and public benefit over control, rent-seeking, and inertia. Only then can society fully harness the transformative power of technology.</w:t>
       </w:r>
     </w:p>
     <w:p>
@@ -14406,7 +15715,47 @@
           <w:lang w:eastAsia="en-AU"/>
           <w14:ligatures w14:val="none"/>
         </w:rPr>
-        <w:t xml:space="preserve"> is justified by incentives for innovation but can be manipulated for rent-seeking and market control.</w:t>
+        <w:t xml:space="preserve"> </w:t>
+      </w:r>
+      <w:proofErr w:type="gramStart"/>
+      <w:r>
+        <w:rPr>
+          <w:rFonts w:ascii="Times New Roman" w:eastAsia="Times New Roman" w:hAnsi="Times New Roman" w:cs="Times New Roman"/>
+          <w:kern w:val="0"/>
+          <w:lang w:eastAsia="en-AU"/>
+          <w14:ligatures w14:val="none"/>
+        </w:rPr>
+        <w:t>is justified</w:t>
+      </w:r>
+      <w:proofErr w:type="gramEnd"/>
+      <w:r>
+        <w:rPr>
+          <w:rFonts w:ascii="Times New Roman" w:eastAsia="Times New Roman" w:hAnsi="Times New Roman" w:cs="Times New Roman"/>
+          <w:kern w:val="0"/>
+          <w:lang w:eastAsia="en-AU"/>
+          <w14:ligatures w14:val="none"/>
+        </w:rPr>
+        <w:t xml:space="preserve"> by incentives for innovation but can </w:t>
+      </w:r>
+      <w:proofErr w:type="gramStart"/>
+      <w:r>
+        <w:rPr>
+          <w:rFonts w:ascii="Times New Roman" w:eastAsia="Times New Roman" w:hAnsi="Times New Roman" w:cs="Times New Roman"/>
+          <w:kern w:val="0"/>
+          <w:lang w:eastAsia="en-AU"/>
+          <w14:ligatures w14:val="none"/>
+        </w:rPr>
+        <w:t>be manipulated</w:t>
+      </w:r>
+      <w:proofErr w:type="gramEnd"/>
+      <w:r>
+        <w:rPr>
+          <w:rFonts w:ascii="Times New Roman" w:eastAsia="Times New Roman" w:hAnsi="Times New Roman" w:cs="Times New Roman"/>
+          <w:kern w:val="0"/>
+          <w:lang w:eastAsia="en-AU"/>
+          <w14:ligatures w14:val="none"/>
+        </w:rPr>
+        <w:t xml:space="preserve"> for rent-seeking and market control.</w:t>
       </w:r>
     </w:p>
     <w:p>
@@ -14511,7 +15860,54 @@
           <w:lang w:eastAsia="en-AU"/>
           <w14:ligatures w14:val="none"/>
         </w:rPr>
-        <w:t>—such as the shift to cloud computing and open-source adoption—demonstrate that entrenched systems can be disrupted when economic, technical, and cultural conditions align.</w:t>
+        <w:t xml:space="preserve">, </w:t>
+      </w:r>
+      <w:r>
+        <w:rPr>
+          <w:rFonts w:ascii="Times New Roman" w:eastAsia="Times New Roman" w:hAnsi="Times New Roman" w:cs="Times New Roman"/>
+          <w:kern w:val="0"/>
+          <w:lang w:eastAsia="en-AU"/>
+          <w14:ligatures w14:val="none"/>
+        </w:rPr>
+        <w:t>such as the shift to cloud computing and open-source adoption</w:t>
+      </w:r>
+      <w:r>
+        <w:rPr>
+          <w:rFonts w:ascii="Times New Roman" w:eastAsia="Times New Roman" w:hAnsi="Times New Roman" w:cs="Times New Roman"/>
+          <w:kern w:val="0"/>
+          <w:lang w:eastAsia="en-AU"/>
+          <w14:ligatures w14:val="none"/>
+        </w:rPr>
+        <w:t xml:space="preserve">, </w:t>
+      </w:r>
+      <w:r>
+        <w:rPr>
+          <w:rFonts w:ascii="Times New Roman" w:eastAsia="Times New Roman" w:hAnsi="Times New Roman" w:cs="Times New Roman"/>
+          <w:kern w:val="0"/>
+          <w:lang w:eastAsia="en-AU"/>
+          <w14:ligatures w14:val="none"/>
+        </w:rPr>
+        <w:t xml:space="preserve">demonstrate that entrenched systems can </w:t>
+      </w:r>
+      <w:proofErr w:type="gramStart"/>
+      <w:r>
+        <w:rPr>
+          <w:rFonts w:ascii="Times New Roman" w:eastAsia="Times New Roman" w:hAnsi="Times New Roman" w:cs="Times New Roman"/>
+          <w:kern w:val="0"/>
+          <w:lang w:eastAsia="en-AU"/>
+          <w14:ligatures w14:val="none"/>
+        </w:rPr>
+        <w:t>be disrupted</w:t>
+      </w:r>
+      <w:proofErr w:type="gramEnd"/>
+      <w:r>
+        <w:rPr>
+          <w:rFonts w:ascii="Times New Roman" w:eastAsia="Times New Roman" w:hAnsi="Times New Roman" w:cs="Times New Roman"/>
+          <w:kern w:val="0"/>
+          <w:lang w:eastAsia="en-AU"/>
+          <w14:ligatures w14:val="none"/>
+        </w:rPr>
+        <w:t xml:space="preserve"> when economic, technical, and cultural conditions align.</w:t>
       </w:r>
     </w:p>
     <w:p>
@@ -15022,7 +16418,7 @@
           <w:lang w:eastAsia="en-AU"/>
           <w14:ligatures w14:val="none"/>
         </w:rPr>
-        <w:t xml:space="preserve">How Has Digital Rights Management Been Applied </w:t>
+        <w:t xml:space="preserve">How Has Digital Rights Management </w:t>
       </w:r>
       <w:proofErr w:type="gramStart"/>
       <w:r>
@@ -15036,7 +16432,7 @@
           <w:lang w:eastAsia="en-AU"/>
           <w14:ligatures w14:val="none"/>
         </w:rPr>
-        <w:t>To</w:t>
+        <w:t>Been Applied</w:t>
       </w:r>
       <w:proofErr w:type="gramEnd"/>
       <w:r>
@@ -15050,7 +16446,7 @@
           <w:lang w:eastAsia="en-AU"/>
           <w14:ligatures w14:val="none"/>
         </w:rPr>
-        <w:t xml:space="preserve"> Music</w:t>
+        <w:t xml:space="preserve"> To Music</w:t>
       </w:r>
       <w:r>
         <w:rPr>
@@ -15865,7 +17261,7 @@
           <w:lang w:eastAsia="en-AU"/>
           <w14:ligatures w14:val="none"/>
         </w:rPr>
-        <w:t xml:space="preserve">Active Directory is 25 Years Old. Do You Still Manage It Like It's </w:t>
+        <w:t xml:space="preserve">Active Directory is 25 Years Old. Do You Still Manage It Like </w:t>
       </w:r>
       <w:proofErr w:type="gramStart"/>
       <w:r>
@@ -15879,20 +17275,22 @@
           <w:lang w:eastAsia="en-AU"/>
           <w14:ligatures w14:val="none"/>
         </w:rPr>
-        <w:t>1999?</w:t>
-      </w:r>
-      <w:r>
-        <w:rPr>
-          <w:rFonts w:ascii="Times New Roman" w:eastAsia="Times New Roman" w:hAnsi="Times New Roman" w:cs="Times New Roman"/>
+        <w:t>It's</w:t>
+      </w:r>
+      <w:proofErr w:type="gramEnd"/>
+      <w:r>
+        <w:rPr>
+          <w:rFonts w:ascii="Times New Roman" w:eastAsia="Times New Roman" w:hAnsi="Times New Roman" w:cs="Times New Roman"/>
+          <w:i/>
+          <w:iCs/>
           <w:kern w:val="0"/>
           <w:sz w:val="20"/>
           <w:szCs w:val="20"/>
           <w:lang w:eastAsia="en-AU"/>
           <w14:ligatures w14:val="none"/>
         </w:rPr>
-        <w:t>.</w:t>
-      </w:r>
-      <w:proofErr w:type="gramEnd"/>
+        <w:t xml:space="preserve"> 1999?</w:t>
+      </w:r>
       <w:r>
         <w:rPr>
           <w:rFonts w:ascii="Times New Roman" w:eastAsia="Times New Roman" w:hAnsi="Times New Roman" w:cs="Times New Roman"/>
@@ -15902,7 +17300,7 @@
           <w:lang w:eastAsia="en-AU"/>
           <w14:ligatures w14:val="none"/>
         </w:rPr>
-        <w:t xml:space="preserve"> </w:t>
+        <w:t xml:space="preserve">. </w:t>
       </w:r>
       <w:hyperlink r:id="rId27" w:history="1">
         <w:r>
@@ -16695,7 +18093,35 @@
           <w:lang w:eastAsia="en-AU"/>
           <w14:ligatures w14:val="none"/>
         </w:rPr>
-        <w:t>Why Your Brain Is Wired to Resist Change (And How to Fix It)</w:t>
+        <w:t xml:space="preserve">Why Your Brain </w:t>
+      </w:r>
+      <w:proofErr w:type="gramStart"/>
+      <w:r>
+        <w:rPr>
+          <w:rFonts w:ascii="Times New Roman" w:eastAsia="Times New Roman" w:hAnsi="Times New Roman" w:cs="Times New Roman"/>
+          <w:i/>
+          <w:iCs/>
+          <w:kern w:val="0"/>
+          <w:sz w:val="20"/>
+          <w:szCs w:val="20"/>
+          <w:lang w:eastAsia="en-AU"/>
+          <w14:ligatures w14:val="none"/>
+        </w:rPr>
+        <w:t>Is Wired</w:t>
+      </w:r>
+      <w:proofErr w:type="gramEnd"/>
+      <w:r>
+        <w:rPr>
+          <w:rFonts w:ascii="Times New Roman" w:eastAsia="Times New Roman" w:hAnsi="Times New Roman" w:cs="Times New Roman"/>
+          <w:i/>
+          <w:iCs/>
+          <w:kern w:val="0"/>
+          <w:sz w:val="20"/>
+          <w:szCs w:val="20"/>
+          <w:lang w:eastAsia="en-AU"/>
+          <w14:ligatures w14:val="none"/>
+        </w:rPr>
+        <w:t xml:space="preserve"> to Resist Change (And How to Fix It)</w:t>
       </w:r>
       <w:r>
         <w:rPr>
@@ -16843,7 +18269,35 @@
           <w:lang w:eastAsia="en-AU"/>
           <w14:ligatures w14:val="none"/>
         </w:rPr>
-        <w:t>The Cloud Networking Tipping Point: When It’s Time to Stop Owning the ...</w:t>
+        <w:t xml:space="preserve">The Cloud Networking Tipping Point: When </w:t>
+      </w:r>
+      <w:proofErr w:type="gramStart"/>
+      <w:r>
+        <w:rPr>
+          <w:rFonts w:ascii="Times New Roman" w:eastAsia="Times New Roman" w:hAnsi="Times New Roman" w:cs="Times New Roman"/>
+          <w:i/>
+          <w:iCs/>
+          <w:kern w:val="0"/>
+          <w:sz w:val="20"/>
+          <w:szCs w:val="20"/>
+          <w:lang w:eastAsia="en-AU"/>
+          <w14:ligatures w14:val="none"/>
+        </w:rPr>
+        <w:t>It’s</w:t>
+      </w:r>
+      <w:proofErr w:type="gramEnd"/>
+      <w:r>
+        <w:rPr>
+          <w:rFonts w:ascii="Times New Roman" w:eastAsia="Times New Roman" w:hAnsi="Times New Roman" w:cs="Times New Roman"/>
+          <w:i/>
+          <w:iCs/>
+          <w:kern w:val="0"/>
+          <w:sz w:val="20"/>
+          <w:szCs w:val="20"/>
+          <w:lang w:eastAsia="en-AU"/>
+          <w14:ligatures w14:val="none"/>
+        </w:rPr>
+        <w:t xml:space="preserve"> Time to Stop Owning the ...</w:t>
       </w:r>
       <w:r>
         <w:rPr>
@@ -17165,8 +18619,16 @@
   <w:p>
     <w:pPr>
       <w:pStyle w:val="Header"/>
+      <w:rPr>
+        <w:i/>
+        <w:iCs/>
+      </w:rPr>
     </w:pPr>
     <w:r>
+      <w:rPr>
+        <w:i/>
+        <w:iCs/>
+      </w:rPr>
       <w:t>tech-observatory</w:t>
     </w:r>
   </w:p>
@@ -17178,7 +18640,18 @@
   <w:p>
     <w:pPr>
       <w:pStyle w:val="Header"/>
+      <w:rPr>
+        <w:i/>
+        <w:iCs/>
+      </w:rPr>
     </w:pPr>
+    <w:r>
+      <w:rPr>
+        <w:i/>
+        <w:iCs/>
+      </w:rPr>
+      <w:t>tech-observatory</w:t>
+    </w:r>
   </w:p>
 </w:hdr>
 </file>
